--- a/assets/word/offer_ru_v1.docx
+++ b/assets/word/offer_ru_v1.docx
@@ -4,90 +4,465 @@
   <w:body>
     <w:p>
       <w:pPr>
-        <w:pStyle w:val="Title"/>
+        <w:widowControl/>
       </w:pPr>
       <w:r>
-        <w:t>Коммерческое предложение</w:t>
+        <w:rPr>
+          <w:color w:val="000000"/>
+        </w:rPr>
+        <w:t>Отправитель: [Отправитель и реквизиты]</w:t>
       </w:r>
     </w:p>
     <w:p>
+      <w:pPr>
+        <w:widowControl/>
+        <w:ind w:left="4649"/>
+      </w:pPr>
       <w:r>
-        <w:t>Место: [Место составления]. Дата: [Дата документа].</w:t>
+        <w:rPr>
+          <w:color w:val="000000"/>
+        </w:rPr>
+        <w:t>Получатель: [Получатель]</w:t>
       </w:r>
     </w:p>
     <w:p>
+      <w:pPr>
+        <w:widowControl/>
+      </w:pPr>
       <w:r>
-        <w:t>От: [Отправитель и реквизиты]. Кому: [Получатель].</w:t>
+        <w:rPr>
+          <w:color w:val="000000"/>
+        </w:rPr>
+        <w:t>Место составления: [Место составления]    Дата: [Дата документа]</w:t>
+      </w:r>
+    </w:p>
+    <w:p>
+      <w:pPr>
+        <w:pStyle w:val="Title"/>
+        <w:widowControl/>
+        <w:jc w:val="center"/>
+      </w:pPr>
+      <w:r>
+        <w:rPr>
+          <w:color w:val="000000"/>
+        </w:rPr>
+        <w:t>КОММЕРЧЕСКОЕ ПРЕДЛОЖЕНИЕ</w:t>
+      </w:r>
+    </w:p>
+    <w:p>
+      <w:pPr>
+        <w:widowControl/>
+      </w:pPr>
+      <w:r>
+        <w:rPr>
+          <w:b/>
+          <w:color w:val="000000"/>
+        </w:rPr>
+        <w:t>[Что предлагается].</w:t>
       </w:r>
     </w:p>
     <w:p>
       <w:pPr>
         <w:pStyle w:val="Heading1"/>
+        <w:widowControl/>
       </w:pPr>
       <w:r>
-        <w:t>Предложение</w:t>
+        <w:rPr>
+          <w:color w:val="000000"/>
+        </w:rPr>
+        <w:t>Состав предложения</w:t>
+      </w:r>
+    </w:p>
+    <w:tbl>
+      <w:tblPr>
+        <w:tblW w:type="auto" w:w="0"/>
+        <w:jc w:val="center"/>
+        <w:tblLayout w:type="fixed"/>
+        <w:tblLook w:firstColumn="1" w:firstRow="1" w:lastColumn="0" w:lastRow="0" w:noHBand="0" w:noVBand="1" w:val="04A0"/>
+        <w:tblBorders>
+          <w:top w:val="single" w:sz="5" w:color="000000"/>
+          <w:left w:val="single" w:sz="5" w:color="000000"/>
+          <w:bottom w:val="single" w:sz="5" w:color="000000"/>
+          <w:right w:val="single" w:sz="5" w:color="000000"/>
+          <w:insideH w:val="single" w:sz="5" w:color="000000"/>
+          <w:insideV w:val="single" w:sz="5" w:color="000000"/>
+        </w:tblBorders>
+        <w:tblCellMar>
+          <w:top w:w="85" w:type="dxa"/>
+          <w:bottom w:w="85" w:type="dxa"/>
+          <w:left w:w="100" w:type="dxa"/>
+          <w:right w:w="100" w:type="dxa"/>
+        </w:tblCellMar>
+      </w:tblPr>
+      <w:tblGrid>
+        <w:gridCol w:w="2835"/>
+        <w:gridCol w:w="6803"/>
+      </w:tblGrid>
+      <w:tr>
+        <w:trPr>
+          <w:cantSplit/>
+          <w:tblHeader/>
+        </w:trPr>
+        <w:tc>
+          <w:tcPr>
+            <w:tcW w:type="dxa" w:w="2835"/>
+            <w:vAlign w:val="center"/>
+          </w:tcPr>
+          <w:p>
+            <w:pPr>
+              <w:spacing w:after="20" w:line="240" w:lineRule="auto"/>
+            </w:pPr>
+            <w:r>
+              <w:rPr>
+                <w:b/>
+                <w:sz w:val="21"/>
+                <w:color w:val="000000"/>
+              </w:rPr>
+              <w:t>Сведения</w:t>
+            </w:r>
+          </w:p>
+        </w:tc>
+        <w:tc>
+          <w:tcPr>
+            <w:tcW w:type="dxa" w:w="6803"/>
+            <w:vAlign w:val="center"/>
+          </w:tcPr>
+          <w:p>
+            <w:pPr>
+              <w:spacing w:after="20" w:line="240" w:lineRule="auto"/>
+            </w:pPr>
+            <w:r>
+              <w:rPr>
+                <w:b/>
+                <w:sz w:val="21"/>
+                <w:color w:val="000000"/>
+              </w:rPr>
+              <w:t>Предлагаемые условия</w:t>
+            </w:r>
+          </w:p>
+        </w:tc>
+      </w:tr>
+      <w:tr>
+        <w:trPr>
+          <w:cantSplit/>
+        </w:trPr>
+        <w:tc>
+          <w:tcPr>
+            <w:tcW w:type="dxa" w:w="2835"/>
+            <w:vAlign w:val="center"/>
+          </w:tcPr>
+          <w:p>
+            <w:pPr>
+              <w:spacing w:after="20" w:line="240" w:lineRule="auto"/>
+            </w:pPr>
+            <w:r>
+              <w:rPr>
+                <w:b w:val="0"/>
+                <w:sz w:val="21"/>
+                <w:color w:val="000000"/>
+              </w:rPr>
+              <w:t>Состав и объём</w:t>
+            </w:r>
+          </w:p>
+        </w:tc>
+        <w:tc>
+          <w:tcPr>
+            <w:tcW w:type="dxa" w:w="6803"/>
+            <w:vAlign w:val="center"/>
+          </w:tcPr>
+          <w:p>
+            <w:pPr>
+              <w:spacing w:after="20" w:line="240" w:lineRule="auto"/>
+            </w:pPr>
+            <w:r>
+              <w:rPr>
+                <w:b w:val="0"/>
+                <w:sz w:val="21"/>
+                <w:color w:val="000000"/>
+              </w:rPr>
+              <w:t>[Состав и объём предложения]</w:t>
+            </w:r>
+          </w:p>
+        </w:tc>
+      </w:tr>
+      <w:tr>
+        <w:trPr>
+          <w:cantSplit/>
+        </w:trPr>
+        <w:tc>
+          <w:tcPr>
+            <w:tcW w:type="dxa" w:w="2835"/>
+            <w:vAlign w:val="center"/>
+          </w:tcPr>
+          <w:p>
+            <w:pPr>
+              <w:spacing w:after="20" w:line="240" w:lineRule="auto"/>
+            </w:pPr>
+            <w:r>
+              <w:rPr>
+                <w:b w:val="0"/>
+                <w:sz w:val="21"/>
+                <w:color w:val="000000"/>
+              </w:rPr>
+              <w:t>Результат и приёмка</w:t>
+            </w:r>
+          </w:p>
+        </w:tc>
+        <w:tc>
+          <w:tcPr>
+            <w:tcW w:type="dxa" w:w="6803"/>
+            <w:vAlign w:val="center"/>
+          </w:tcPr>
+          <w:p>
+            <w:pPr>
+              <w:spacing w:after="20" w:line="240" w:lineRule="auto"/>
+            </w:pPr>
+            <w:r>
+              <w:rPr>
+                <w:b w:val="0"/>
+                <w:sz w:val="21"/>
+                <w:color w:val="000000"/>
+              </w:rPr>
+              <w:t>[Результат и критерии приёмки]</w:t>
+            </w:r>
+          </w:p>
+        </w:tc>
+      </w:tr>
+      <w:tr>
+        <w:trPr>
+          <w:cantSplit/>
+        </w:trPr>
+        <w:tc>
+          <w:tcPr>
+            <w:tcW w:type="dxa" w:w="2835"/>
+            <w:vAlign w:val="center"/>
+          </w:tcPr>
+          <w:p>
+            <w:pPr>
+              <w:spacing w:after="20" w:line="240" w:lineRule="auto"/>
+            </w:pPr>
+            <w:r>
+              <w:rPr>
+                <w:b w:val="0"/>
+                <w:sz w:val="21"/>
+                <w:color w:val="000000"/>
+              </w:rPr>
+              <w:t>Стоимость и налоги</w:t>
+            </w:r>
+          </w:p>
+        </w:tc>
+        <w:tc>
+          <w:tcPr>
+            <w:tcW w:type="dxa" w:w="6803"/>
+            <w:vAlign w:val="center"/>
+          </w:tcPr>
+          <w:p>
+            <w:pPr>
+              <w:spacing w:after="20" w:line="240" w:lineRule="auto"/>
+            </w:pPr>
+            <w:r>
+              <w:rPr>
+                <w:b w:val="0"/>
+                <w:sz w:val="21"/>
+                <w:color w:val="000000"/>
+              </w:rPr>
+              <w:t>[Стоимость валюта и налоги]</w:t>
+            </w:r>
+          </w:p>
+        </w:tc>
+      </w:tr>
+      <w:tr>
+        <w:trPr>
+          <w:cantSplit/>
+        </w:trPr>
+        <w:tc>
+          <w:tcPr>
+            <w:tcW w:type="dxa" w:w="2835"/>
+            <w:vAlign w:val="center"/>
+          </w:tcPr>
+          <w:p>
+            <w:pPr>
+              <w:spacing w:after="20" w:line="240" w:lineRule="auto"/>
+            </w:pPr>
+            <w:r>
+              <w:rPr>
+                <w:b w:val="0"/>
+                <w:sz w:val="21"/>
+                <w:color w:val="000000"/>
+              </w:rPr>
+              <w:t>Порядок оплаты</w:t>
+            </w:r>
+          </w:p>
+        </w:tc>
+        <w:tc>
+          <w:tcPr>
+            <w:tcW w:type="dxa" w:w="6803"/>
+            <w:vAlign w:val="center"/>
+          </w:tcPr>
+          <w:p>
+            <w:pPr>
+              <w:spacing w:after="20" w:line="240" w:lineRule="auto"/>
+            </w:pPr>
+            <w:r>
+              <w:rPr>
+                <w:b w:val="0"/>
+                <w:sz w:val="21"/>
+                <w:color w:val="000000"/>
+              </w:rPr>
+              <w:t>[Порядок оплаты]</w:t>
+            </w:r>
+          </w:p>
+        </w:tc>
+      </w:tr>
+      <w:tr>
+        <w:trPr>
+          <w:cantSplit/>
+        </w:trPr>
+        <w:tc>
+          <w:tcPr>
+            <w:tcW w:type="dxa" w:w="2835"/>
+            <w:vAlign w:val="center"/>
+          </w:tcPr>
+          <w:p>
+            <w:pPr>
+              <w:spacing w:after="20" w:line="240" w:lineRule="auto"/>
+            </w:pPr>
+            <w:r>
+              <w:rPr>
+                <w:b w:val="0"/>
+                <w:sz w:val="21"/>
+                <w:color w:val="000000"/>
+              </w:rPr>
+              <w:t>Сроки выполнения</w:t>
+            </w:r>
+          </w:p>
+        </w:tc>
+        <w:tc>
+          <w:tcPr>
+            <w:tcW w:type="dxa" w:w="6803"/>
+            <w:vAlign w:val="center"/>
+          </w:tcPr>
+          <w:p>
+            <w:pPr>
+              <w:spacing w:after="20" w:line="240" w:lineRule="auto"/>
+            </w:pPr>
+            <w:r>
+              <w:rPr>
+                <w:b w:val="0"/>
+                <w:sz w:val="21"/>
+                <w:color w:val="000000"/>
+              </w:rPr>
+              <w:t>[Сроки выполнения]</w:t>
+            </w:r>
+          </w:p>
+        </w:tc>
+      </w:tr>
+      <w:tr>
+        <w:trPr>
+          <w:cantSplit/>
+        </w:trPr>
+        <w:tc>
+          <w:tcPr>
+            <w:tcW w:type="dxa" w:w="2835"/>
+            <w:vAlign w:val="center"/>
+          </w:tcPr>
+          <w:p>
+            <w:pPr>
+              <w:spacing w:after="20" w:line="240" w:lineRule="auto"/>
+            </w:pPr>
+            <w:r>
+              <w:rPr>
+                <w:b w:val="0"/>
+                <w:sz w:val="21"/>
+                <w:color w:val="000000"/>
+              </w:rPr>
+              <w:t>Срок актуальности</w:t>
+            </w:r>
+          </w:p>
+        </w:tc>
+        <w:tc>
+          <w:tcPr>
+            <w:tcW w:type="dxa" w:w="6803"/>
+            <w:vAlign w:val="center"/>
+          </w:tcPr>
+          <w:p>
+            <w:pPr>
+              <w:spacing w:after="20" w:line="240" w:lineRule="auto"/>
+            </w:pPr>
+            <w:r>
+              <w:rPr>
+                <w:b w:val="0"/>
+                <w:sz w:val="21"/>
+                <w:color w:val="000000"/>
+              </w:rPr>
+              <w:t>[Срок актуальности предложения]</w:t>
+            </w:r>
+          </w:p>
+        </w:tc>
+      </w:tr>
+    </w:tbl>
+    <w:p>
+      <w:pPr>
+        <w:pStyle w:val="Heading1"/>
+        <w:widowControl/>
+      </w:pPr>
+      <w:r>
+        <w:rPr>
+          <w:color w:val="000000"/>
+        </w:rPr>
+        <w:t>Опыт и особенности работы</w:t>
       </w:r>
     </w:p>
     <w:p>
+      <w:pPr>
+        <w:widowControl/>
+      </w:pPr>
       <w:r>
-        <w:t>[Что предлагается].</w:t>
-      </w:r>
-    </w:p>
-    <w:p>
-      <w:r>
-        <w:t>Состав: [Состав и объём предложения].</w:t>
-      </w:r>
-    </w:p>
-    <w:p>
-      <w:r>
-        <w:t>Результат: [Результат и критерии приёмки].</w:t>
+        <w:rPr>
+          <w:color w:val="000000"/>
+        </w:rPr>
+        <w:t>[Подтверждённый опыт и преимущества].</w:t>
       </w:r>
     </w:p>
     <w:p>
       <w:pPr>
         <w:pStyle w:val="Heading1"/>
+        <w:widowControl/>
       </w:pPr>
       <w:r>
-        <w:t>Условия</w:t>
-      </w:r>
-    </w:p>
-    <w:p>
-      <w:r>
-        <w:t>Стоимость: [Стоимость валюта и налоги]. Оплата: [Порядок оплаты].</w:t>
-      </w:r>
-    </w:p>
-    <w:p>
-      <w:r>
-        <w:t>Сроки: [Сроки выполнения]. Актуально: [Срок актуальности предложения].</w:t>
-      </w:r>
-    </w:p>
-    <w:p>
-      <w:r>
-        <w:t>Опыт и особенности работы: [Подтверждённый опыт и преимущества].</w:t>
+        <w:rPr>
+          <w:color w:val="000000"/>
+        </w:rPr>
+        <w:t>Контакт и следующий шаг</w:t>
       </w:r>
     </w:p>
     <w:p>
       <w:pPr>
-        <w:pStyle w:val="Heading1"/>
+        <w:widowControl/>
       </w:pPr>
       <w:r>
-        <w:t>Следующий шаг</w:t>
-      </w:r>
-    </w:p>
-    <w:p>
-      <w:r>
+        <w:rPr>
+          <w:color w:val="000000"/>
+        </w:rPr>
         <w:t>[Контакт и следующий шаг].</w:t>
       </w:r>
     </w:p>
     <w:p>
+      <w:pPr>
+        <w:widowControl/>
+      </w:pPr>
       <w:r>
+        <w:rPr>
+          <w:color w:val="000000"/>
+        </w:rPr>
         <w:t>Предложение предназначено для обсуждения. Окончательные обязательства сторон закрепляются отдельным договором.</w:t>
       </w:r>
     </w:p>
     <w:sectPr>
       <w:footerReference w:type="default" r:id="rId9"/>
+      <w:headerReference w:type="default" r:id="rId10"/>
       <w:pgSz w:w="11906" w:h="16838"/>
-      <w:pgMar w:top="964" w:right="1134" w:bottom="964" w:left="1134" w:header="720" w:footer="720" w:gutter="0"/>
+      <w:pgMar w:top="1020" w:right="1020" w:bottom="1020" w:left="1247" w:header="720" w:footer="720" w:gutter="0"/>
       <w:cols w:space="720"/>
       <w:docGrid w:linePitch="360"/>
     </w:sectPr>
@@ -102,9 +477,26 @@
       <w:pStyle w:val="Footer"/>
       <w:jc w:val="center"/>
     </w:pPr>
+    <w:r>
+      <w:rPr>
+        <w:rFonts w:ascii="Times New Roman" w:hAnsi="Times New Roman"/>
+        <w:color w:val="000000"/>
+        <w:sz w:val="18"/>
+      </w:rPr>
+    </w:r>
     <w:fldSimple w:instr="PAGE"/>
   </w:p>
 </w:ftr>
+</file>
+
+<file path=word/header1.xml><?xml version="1.0" encoding="utf-8"?>
+<w:hdr xmlns:m="http://schemas.openxmlformats.org/officeDocument/2006/math" xmlns:mc="http://schemas.openxmlformats.org/markup-compatibility/2006" xmlns:mo="http://schemas.microsoft.com/office/mac/office/2008/main" xmlns:mv="urn:schemas-microsoft-com:mac:vml" xmlns:o="urn:schemas-microsoft-com:office:office" xmlns:r="http://schemas.openxmlformats.org/officeDocument/2006/relationships" xmlns:v="urn:schemas-microsoft-com:vml" xmlns:w10="urn:schemas-microsoft-com:office:word" xmlns:w14="http://schemas.microsoft.com/office/word/2010/wordml" xmlns:w="http://schemas.openxmlformats.org/wordprocessingml/2006/main" xmlns:wne="http://schemas.microsoft.com/office/word/2006/wordml" xmlns:wp14="http://schemas.microsoft.com/office/word/2010/wordprocessingDrawing" xmlns:wp="http://schemas.openxmlformats.org/drawingml/2006/wordprocessingDrawing" xmlns:wpc="http://schemas.microsoft.com/office/word/2010/wordprocessingCanvas" xmlns:wpg="http://schemas.microsoft.com/office/word/2010/wordprocessingGroup" xmlns:wpi="http://schemas.microsoft.com/office/word/2010/wordprocessingInk" xmlns:wps="http://schemas.microsoft.com/office/word/2010/wordprocessingShape" mc:Ignorable="w14 wp14">
+  <w:p>
+    <w:pPr>
+      <w:pStyle w:val="Header"/>
+    </w:pPr>
+  </w:p>
+</w:hdr>
 </file>
 
 <file path=word/numbering.xml><?xml version="1.0" encoding="utf-8"?>
@@ -471,7 +863,7 @@
     <w:qFormat/>
     <w:rsid w:val="00FC693F"/>
     <w:pPr>
-      <w:spacing w:after="100" w:line="250" w:lineRule="auto"/>
+      <w:spacing w:after="100" w:line="254" w:lineRule="auto"/>
     </w:pPr>
     <w:rPr>
       <w:rFonts w:ascii="Times New Roman" w:hAnsi="Times New Roman" w:eastAsia="Times New Roman" w:cs="Times New Roman"/>
@@ -534,7 +926,7 @@
     <w:pPr>
       <w:keepNext/>
       <w:keepLines/>
-      <w:spacing w:before="140" w:after="100" w:line="250" w:lineRule="auto"/>
+      <w:spacing w:before="180" w:after="100" w:line="254" w:lineRule="auto"/>
       <w:outlineLvl w:val="0"/>
     </w:pPr>
     <w:rPr>
@@ -542,7 +934,7 @@
       <w:b/>
       <w:bCs/>
       <w:color w:val="000000"/>
-      <w:sz w:val="24"/>
+      <w:sz w:val="23"/>
       <w:szCs w:val="28"/>
     </w:rPr>
   </w:style>
@@ -558,15 +950,15 @@
     <w:pPr>
       <w:keepNext/>
       <w:keepLines/>
-      <w:spacing w:before="200" w:after="0"/>
+      <w:spacing w:before="200" w:after="100" w:line="254" w:lineRule="auto"/>
       <w:outlineLvl w:val="1"/>
     </w:pPr>
     <w:rPr>
-      <w:rFonts w:asciiTheme="majorHAnsi" w:eastAsiaTheme="majorEastAsia" w:hAnsiTheme="majorHAnsi" w:cstheme="majorBidi"/>
+      <w:rFonts w:ascii="Times New Roman" w:hAnsi="Times New Roman" w:eastAsia="Times New Roman" w:cs="Times New Roman"/>
       <w:b/>
       <w:bCs/>
-      <w:color w:val="4F81BD" w:themeColor="accent1"/>
-      <w:sz w:val="26"/>
+      <w:color w:val="000000"/>
+      <w:sz w:val="22"/>
       <w:szCs w:val="26"/>
     </w:rPr>
   </w:style>
@@ -589,7 +981,7 @@
       <w:rFonts w:asciiTheme="majorHAnsi" w:eastAsiaTheme="majorEastAsia" w:hAnsiTheme="majorHAnsi" w:cstheme="majorBidi"/>
       <w:b/>
       <w:bCs/>
-      <w:color w:val="4F81BD" w:themeColor="accent1"/>
+      <w:color w:val="000000"/>
     </w:rPr>
   </w:style>
   <w:style w:type="paragraph" w:styleId="Heading4">
@@ -614,7 +1006,7 @@
       <w:bCs/>
       <w:i/>
       <w:iCs/>
-      <w:color w:val="4F81BD" w:themeColor="accent1"/>
+      <w:color w:val="000000"/>
     </w:rPr>
   </w:style>
   <w:style w:type="paragraph" w:styleId="Heading5">
@@ -635,7 +1027,7 @@
     </w:pPr>
     <w:rPr>
       <w:rFonts w:asciiTheme="majorHAnsi" w:eastAsiaTheme="majorEastAsia" w:hAnsiTheme="majorHAnsi" w:cstheme="majorBidi"/>
-      <w:color w:val="243F60" w:themeColor="accent1" w:themeShade="7F"/>
+      <w:color w:val="000000"/>
     </w:rPr>
   </w:style>
   <w:style w:type="paragraph" w:styleId="Heading6">
@@ -658,7 +1050,7 @@
       <w:rFonts w:asciiTheme="majorHAnsi" w:eastAsiaTheme="majorEastAsia" w:hAnsiTheme="majorHAnsi" w:cstheme="majorBidi"/>
       <w:i/>
       <w:iCs/>
-      <w:color w:val="243F60" w:themeColor="accent1" w:themeShade="7F"/>
+      <w:color w:val="000000"/>
     </w:rPr>
   </w:style>
   <w:style w:type="paragraph" w:styleId="Heading7">
@@ -681,7 +1073,7 @@
       <w:rFonts w:asciiTheme="majorHAnsi" w:eastAsiaTheme="majorEastAsia" w:hAnsiTheme="majorHAnsi" w:cstheme="majorBidi"/>
       <w:i/>
       <w:iCs/>
-      <w:color w:val="404040" w:themeColor="text1" w:themeTint="BF"/>
+      <w:color w:val="000000"/>
     </w:rPr>
   </w:style>
   <w:style w:type="paragraph" w:styleId="Heading8">
@@ -702,7 +1094,7 @@
     </w:pPr>
     <w:rPr>
       <w:rFonts w:asciiTheme="majorHAnsi" w:eastAsiaTheme="majorEastAsia" w:hAnsiTheme="majorHAnsi" w:cstheme="majorBidi"/>
-      <w:color w:val="4F81BD" w:themeColor="accent1"/>
+      <w:color w:val="000000"/>
       <w:sz w:val="20"/>
       <w:szCs w:val="20"/>
     </w:rPr>
@@ -727,7 +1119,7 @@
       <w:rFonts w:asciiTheme="majorHAnsi" w:eastAsiaTheme="majorEastAsia" w:hAnsiTheme="majorHAnsi" w:cstheme="majorBidi"/>
       <w:i/>
       <w:iCs/>
-      <w:color w:val="404040" w:themeColor="text1" w:themeTint="BF"/>
+      <w:color w:val="000000"/>
       <w:sz w:val="20"/>
       <w:szCs w:val="20"/>
     </w:rPr>
@@ -778,7 +1170,7 @@
       <w:rFonts w:asciiTheme="majorHAnsi" w:eastAsiaTheme="majorEastAsia" w:hAnsiTheme="majorHAnsi" w:cstheme="majorBidi"/>
       <w:b/>
       <w:bCs/>
-      <w:color w:val="365F91" w:themeColor="accent1" w:themeShade="BF"/>
+      <w:color w:val="000000"/>
       <w:sz w:val="28"/>
       <w:szCs w:val="28"/>
     </w:rPr>
@@ -793,7 +1185,7 @@
       <w:rFonts w:asciiTheme="majorHAnsi" w:eastAsiaTheme="majorEastAsia" w:hAnsiTheme="majorHAnsi" w:cstheme="majorBidi"/>
       <w:b/>
       <w:bCs/>
-      <w:color w:val="4F81BD" w:themeColor="accent1"/>
+      <w:color w:val="000000"/>
       <w:sz w:val="26"/>
       <w:szCs w:val="26"/>
     </w:rPr>
@@ -808,7 +1200,7 @@
       <w:rFonts w:asciiTheme="majorHAnsi" w:eastAsiaTheme="majorEastAsia" w:hAnsiTheme="majorHAnsi" w:cstheme="majorBidi"/>
       <w:b/>
       <w:bCs/>
-      <w:color w:val="4F81BD" w:themeColor="accent1"/>
+      <w:color w:val="000000"/>
     </w:rPr>
   </w:style>
   <w:style w:type="paragraph" w:styleId="Title">
@@ -820,7 +1212,7 @@
     <w:qFormat/>
     <w:rsid w:val="00FC693F"/>
     <w:pPr>
-      <w:spacing w:after="100" w:line="250" w:lineRule="auto"/>
+      <w:spacing w:after="200" w:line="254" w:lineRule="auto"/>
       <w:contextualSpacing/>
     </w:pPr>
     <w:rPr>
@@ -829,7 +1221,7 @@
       <w:color w:val="000000"/>
       <w:spacing w:val="5"/>
       <w:kern w:val="28"/>
-      <w:sz w:val="32"/>
+      <w:sz w:val="28"/>
       <w:szCs w:val="52"/>
     </w:rPr>
   </w:style>
@@ -841,7 +1233,7 @@
     <w:rsid w:val="00FC693F"/>
     <w:rPr>
       <w:rFonts w:asciiTheme="majorHAnsi" w:eastAsiaTheme="majorEastAsia" w:hAnsiTheme="majorHAnsi" w:cstheme="majorBidi"/>
-      <w:color w:val="17365D" w:themeColor="text2" w:themeShade="BF"/>
+      <w:color w:val="000000"/>
       <w:spacing w:val="5"/>
       <w:kern w:val="28"/>
       <w:sz w:val="52"/>
@@ -865,7 +1257,7 @@
       <w:rFonts w:asciiTheme="majorHAnsi" w:eastAsiaTheme="majorEastAsia" w:hAnsiTheme="majorHAnsi" w:cstheme="majorBidi"/>
       <w:i/>
       <w:iCs/>
-      <w:color w:val="4F81BD" w:themeColor="accent1"/>
+      <w:color w:val="000000"/>
       <w:spacing w:val="15"/>
       <w:sz w:val="24"/>
       <w:szCs w:val="24"/>
@@ -881,7 +1273,7 @@
       <w:rFonts w:asciiTheme="majorHAnsi" w:eastAsiaTheme="majorEastAsia" w:hAnsiTheme="majorHAnsi" w:cstheme="majorBidi"/>
       <w:i/>
       <w:iCs/>
-      <w:color w:val="4F81BD" w:themeColor="accent1"/>
+      <w:color w:val="000000"/>
       <w:spacing w:val="15"/>
       <w:sz w:val="24"/>
       <w:szCs w:val="24"/>
@@ -1153,7 +1545,7 @@
     <w:rPr>
       <w:i/>
       <w:iCs/>
-      <w:color w:val="000000" w:themeColor="text1"/>
+      <w:color w:val="000000"/>
     </w:rPr>
   </w:style>
   <w:style w:type="character" w:customStyle="1" w:styleId="QuoteChar">
@@ -1165,7 +1557,7 @@
     <w:rPr>
       <w:i/>
       <w:iCs/>
-      <w:color w:val="000000" w:themeColor="text1"/>
+      <w:color w:val="000000"/>
     </w:rPr>
   </w:style>
   <w:style w:type="character" w:customStyle="1" w:styleId="Heading4Char">
@@ -1181,7 +1573,7 @@
       <w:bCs/>
       <w:i/>
       <w:iCs/>
-      <w:color w:val="4F81BD" w:themeColor="accent1"/>
+      <w:color w:val="000000"/>
     </w:rPr>
   </w:style>
   <w:style w:type="character" w:customStyle="1" w:styleId="Heading5Char">
@@ -1193,7 +1585,7 @@
     <w:rsid w:val="00FC693F"/>
     <w:rPr>
       <w:rFonts w:asciiTheme="majorHAnsi" w:eastAsiaTheme="majorEastAsia" w:hAnsiTheme="majorHAnsi" w:cstheme="majorBidi"/>
-      <w:color w:val="243F60" w:themeColor="accent1" w:themeShade="7F"/>
+      <w:color w:val="000000"/>
     </w:rPr>
   </w:style>
   <w:style w:type="character" w:customStyle="1" w:styleId="Heading6Char">
@@ -1207,7 +1599,7 @@
       <w:rFonts w:asciiTheme="majorHAnsi" w:eastAsiaTheme="majorEastAsia" w:hAnsiTheme="majorHAnsi" w:cstheme="majorBidi"/>
       <w:i/>
       <w:iCs/>
-      <w:color w:val="243F60" w:themeColor="accent1" w:themeShade="7F"/>
+      <w:color w:val="000000"/>
     </w:rPr>
   </w:style>
   <w:style w:type="character" w:customStyle="1" w:styleId="Heading7Char">
@@ -1221,7 +1613,7 @@
       <w:rFonts w:asciiTheme="majorHAnsi" w:eastAsiaTheme="majorEastAsia" w:hAnsiTheme="majorHAnsi" w:cstheme="majorBidi"/>
       <w:i/>
       <w:iCs/>
-      <w:color w:val="404040" w:themeColor="text1" w:themeTint="BF"/>
+      <w:color w:val="000000"/>
     </w:rPr>
   </w:style>
   <w:style w:type="character" w:customStyle="1" w:styleId="Heading8Char">
@@ -1233,7 +1625,7 @@
     <w:rsid w:val="00FC693F"/>
     <w:rPr>
       <w:rFonts w:asciiTheme="majorHAnsi" w:eastAsiaTheme="majorEastAsia" w:hAnsiTheme="majorHAnsi" w:cstheme="majorBidi"/>
-      <w:color w:val="4F81BD" w:themeColor="accent1"/>
+      <w:color w:val="000000"/>
       <w:sz w:val="20"/>
       <w:szCs w:val="20"/>
     </w:rPr>
@@ -1249,7 +1641,7 @@
       <w:rFonts w:asciiTheme="majorHAnsi" w:eastAsiaTheme="majorEastAsia" w:hAnsiTheme="majorHAnsi" w:cstheme="majorBidi"/>
       <w:i/>
       <w:iCs/>
-      <w:color w:val="404040" w:themeColor="text1" w:themeTint="BF"/>
+      <w:color w:val="000000"/>
       <w:sz w:val="20"/>
       <w:szCs w:val="20"/>
     </w:rPr>
@@ -1269,7 +1661,7 @@
     <w:rPr>
       <w:b/>
       <w:bCs/>
-      <w:color w:val="4F81BD" w:themeColor="accent1"/>
+      <w:color w:val="000000"/>
       <w:sz w:val="18"/>
       <w:szCs w:val="18"/>
     </w:rPr>
@@ -1313,7 +1705,7 @@
       <w:bCs/>
       <w:i/>
       <w:iCs/>
-      <w:color w:val="4F81BD" w:themeColor="accent1"/>
+      <w:color w:val="000000"/>
     </w:rPr>
   </w:style>
   <w:style w:type="character" w:customStyle="1" w:styleId="IntenseQuoteChar">
@@ -1327,7 +1719,7 @@
       <w:bCs/>
       <w:i/>
       <w:iCs/>
-      <w:color w:val="4F81BD" w:themeColor="accent1"/>
+      <w:color w:val="000000"/>
     </w:rPr>
   </w:style>
   <w:style w:type="character" w:styleId="SubtleEmphasis">
@@ -1339,7 +1731,7 @@
     <w:rPr>
       <w:i/>
       <w:iCs/>
-      <w:color w:val="808080" w:themeColor="text1" w:themeTint="7F"/>
+      <w:color w:val="000000"/>
     </w:rPr>
   </w:style>
   <w:style w:type="character" w:styleId="IntenseEmphasis">
@@ -1353,7 +1745,7 @@
       <w:bCs/>
       <w:i/>
       <w:iCs/>
-      <w:color w:val="4F81BD" w:themeColor="accent1"/>
+      <w:color w:val="000000"/>
     </w:rPr>
   </w:style>
   <w:style w:type="character" w:styleId="SubtleReference">
@@ -1364,7 +1756,7 @@
     <w:rsid w:val="00FC693F"/>
     <w:rPr>
       <w:smallCaps/>
-      <w:color w:val="C0504D" w:themeColor="accent2"/>
+      <w:color w:val="000000"/>
       <w:u w:val="single"/>
     </w:rPr>
   </w:style>
@@ -1378,7 +1770,7 @@
       <w:b/>
       <w:bCs/>
       <w:smallCaps/>
-      <w:color w:val="C0504D" w:themeColor="accent2"/>
+      <w:color w:val="000000"/>
       <w:spacing w:val="5"/>
       <w:u w:val="single"/>
     </w:rPr>
@@ -1444,7 +1836,7 @@
       <w:spacing w:after="0" w:line="240" w:lineRule="auto"/>
     </w:pPr>
     <w:rPr>
-      <w:color w:val="000000" w:themeColor="text1" w:themeShade="BF"/>
+      <w:color w:val="000000"/>
     </w:rPr>
     <w:tblPr>
       <w:tblStyleRowBandSize w:val="1"/>
@@ -1547,7 +1939,7 @@
       <w:spacing w:after="0" w:line="240" w:lineRule="auto"/>
     </w:pPr>
     <w:rPr>
-      <w:color w:val="365F91" w:themeColor="accent1" w:themeShade="BF"/>
+      <w:color w:val="000000"/>
     </w:rPr>
     <w:tblPr>
       <w:tblStyleRowBandSize w:val="1"/>
@@ -1650,7 +2042,7 @@
       <w:spacing w:after="0" w:line="240" w:lineRule="auto"/>
     </w:pPr>
     <w:rPr>
-      <w:color w:val="943634" w:themeColor="accent2" w:themeShade="BF"/>
+      <w:color w:val="000000"/>
     </w:rPr>
     <w:tblPr>
       <w:tblStyleRowBandSize w:val="1"/>
@@ -1753,7 +2145,7 @@
       <w:spacing w:after="0" w:line="240" w:lineRule="auto"/>
     </w:pPr>
     <w:rPr>
-      <w:color w:val="76923C" w:themeColor="accent3" w:themeShade="BF"/>
+      <w:color w:val="000000"/>
     </w:rPr>
     <w:tblPr>
       <w:tblStyleRowBandSize w:val="1"/>
@@ -1856,7 +2248,7 @@
       <w:spacing w:after="0" w:line="240" w:lineRule="auto"/>
     </w:pPr>
     <w:rPr>
-      <w:color w:val="5F497A" w:themeColor="accent4" w:themeShade="BF"/>
+      <w:color w:val="000000"/>
     </w:rPr>
     <w:tblPr>
       <w:tblStyleRowBandSize w:val="1"/>
@@ -1959,7 +2351,7 @@
       <w:spacing w:after="0" w:line="240" w:lineRule="auto"/>
     </w:pPr>
     <w:rPr>
-      <w:color w:val="31849B" w:themeColor="accent5" w:themeShade="BF"/>
+      <w:color w:val="000000"/>
     </w:rPr>
     <w:tblPr>
       <w:tblStyleRowBandSize w:val="1"/>
@@ -2062,7 +2454,7 @@
       <w:spacing w:after="0" w:line="240" w:lineRule="auto"/>
     </w:pPr>
     <w:rPr>
-      <w:color w:val="E36C0A" w:themeColor="accent6" w:themeShade="BF"/>
+      <w:color w:val="000000"/>
     </w:rPr>
     <w:tblPr>
       <w:tblStyleRowBandSize w:val="1"/>
@@ -2188,7 +2580,7 @@
       <w:rPr>
         <w:b/>
         <w:bCs/>
-        <w:color w:val="FFFFFF" w:themeColor="background1"/>
+        <w:color w:val="000000"/>
       </w:rPr>
       <w:tblPr/>
       <w:tcPr>
@@ -2280,7 +2672,7 @@
       <w:rPr>
         <w:b/>
         <w:bCs/>
-        <w:color w:val="FFFFFF" w:themeColor="background1"/>
+        <w:color w:val="000000"/>
       </w:rPr>
       <w:tblPr/>
       <w:tcPr>
@@ -2372,7 +2764,7 @@
       <w:rPr>
         <w:b/>
         <w:bCs/>
-        <w:color w:val="FFFFFF" w:themeColor="background1"/>
+        <w:color w:val="000000"/>
       </w:rPr>
       <w:tblPr/>
       <w:tcPr>
@@ -2464,7 +2856,7 @@
       <w:rPr>
         <w:b/>
         <w:bCs/>
-        <w:color w:val="FFFFFF" w:themeColor="background1"/>
+        <w:color w:val="000000"/>
       </w:rPr>
       <w:tblPr/>
       <w:tcPr>
@@ -2556,7 +2948,7 @@
       <w:rPr>
         <w:b/>
         <w:bCs/>
-        <w:color w:val="FFFFFF" w:themeColor="background1"/>
+        <w:color w:val="000000"/>
       </w:rPr>
       <w:tblPr/>
       <w:tcPr>
@@ -2648,7 +3040,7 @@
       <w:rPr>
         <w:b/>
         <w:bCs/>
-        <w:color w:val="FFFFFF" w:themeColor="background1"/>
+        <w:color w:val="000000"/>
       </w:rPr>
       <w:tblPr/>
       <w:tcPr>
@@ -2740,7 +3132,7 @@
       <w:rPr>
         <w:b/>
         <w:bCs/>
-        <w:color w:val="FFFFFF" w:themeColor="background1"/>
+        <w:color w:val="000000"/>
       </w:rPr>
       <w:tblPr/>
       <w:tcPr>
@@ -3743,7 +4135,7 @@
       <w:rPr>
         <w:b/>
         <w:bCs/>
-        <w:color w:val="FFFFFF" w:themeColor="background1"/>
+        <w:color w:val="000000"/>
       </w:rPr>
       <w:tblPr/>
       <w:tcPr>
@@ -3849,7 +4241,7 @@
       <w:rPr>
         <w:b/>
         <w:bCs/>
-        <w:color w:val="FFFFFF" w:themeColor="background1"/>
+        <w:color w:val="000000"/>
       </w:rPr>
       <w:tblPr/>
       <w:tcPr>
@@ -3955,7 +4347,7 @@
       <w:rPr>
         <w:b/>
         <w:bCs/>
-        <w:color w:val="FFFFFF" w:themeColor="background1"/>
+        <w:color w:val="000000"/>
       </w:rPr>
       <w:tblPr/>
       <w:tcPr>
@@ -4061,7 +4453,7 @@
       <w:rPr>
         <w:b/>
         <w:bCs/>
-        <w:color w:val="FFFFFF" w:themeColor="background1"/>
+        <w:color w:val="000000"/>
       </w:rPr>
       <w:tblPr/>
       <w:tcPr>
@@ -4167,7 +4559,7 @@
       <w:rPr>
         <w:b/>
         <w:bCs/>
-        <w:color w:val="FFFFFF" w:themeColor="background1"/>
+        <w:color w:val="000000"/>
       </w:rPr>
       <w:tblPr/>
       <w:tcPr>
@@ -4273,7 +4665,7 @@
       <w:rPr>
         <w:b/>
         <w:bCs/>
-        <w:color w:val="FFFFFF" w:themeColor="background1"/>
+        <w:color w:val="000000"/>
       </w:rPr>
       <w:tblPr/>
       <w:tcPr>
@@ -4379,7 +4771,7 @@
       <w:rPr>
         <w:b/>
         <w:bCs/>
-        <w:color w:val="FFFFFF" w:themeColor="background1"/>
+        <w:color w:val="000000"/>
       </w:rPr>
       <w:tblPr/>
       <w:tcPr>
@@ -4482,7 +4874,7 @@
       <w:rPr>
         <w:b/>
         <w:bCs/>
-        <w:color w:val="FFFFFF" w:themeColor="background1"/>
+        <w:color w:val="000000"/>
       </w:rPr>
       <w:tblPr/>
       <w:tcPr>
@@ -4502,7 +4894,7 @@
         <w:spacing w:before="0" w:after="0" w:line="240" w:lineRule="auto"/>
       </w:pPr>
       <w:rPr>
-        <w:color w:val="auto"/>
+        <w:color w:val="000000"/>
       </w:rPr>
       <w:tblPr/>
       <w:tcPr>
@@ -4521,7 +4913,7 @@
       <w:rPr>
         <w:b/>
         <w:bCs/>
-        <w:color w:val="FFFFFF" w:themeColor="background1"/>
+        <w:color w:val="000000"/>
       </w:rPr>
       <w:tblPr/>
       <w:tcPr>
@@ -4540,7 +4932,7 @@
       <w:rPr>
         <w:b/>
         <w:bCs/>
-        <w:color w:val="FFFFFF" w:themeColor="background1"/>
+        <w:color w:val="000000"/>
       </w:rPr>
       <w:tblPr/>
       <w:tcPr>
@@ -4586,7 +4978,7 @@
     </w:tblStylePr>
     <w:tblStylePr w:type="nwCell">
       <w:rPr>
-        <w:color w:val="FFFFFF" w:themeColor="background1"/>
+        <w:color w:val="000000"/>
       </w:rPr>
       <w:tblPr/>
       <w:tcPr>
@@ -4631,7 +5023,7 @@
       <w:rPr>
         <w:b/>
         <w:bCs/>
-        <w:color w:val="FFFFFF" w:themeColor="background1"/>
+        <w:color w:val="000000"/>
       </w:rPr>
       <w:tblPr/>
       <w:tcPr>
@@ -4651,7 +5043,7 @@
         <w:spacing w:before="0" w:after="0" w:line="240" w:lineRule="auto"/>
       </w:pPr>
       <w:rPr>
-        <w:color w:val="auto"/>
+        <w:color w:val="000000"/>
       </w:rPr>
       <w:tblPr/>
       <w:tcPr>
@@ -4670,7 +5062,7 @@
       <w:rPr>
         <w:b/>
         <w:bCs/>
-        <w:color w:val="FFFFFF" w:themeColor="background1"/>
+        <w:color w:val="000000"/>
       </w:rPr>
       <w:tblPr/>
       <w:tcPr>
@@ -4689,7 +5081,7 @@
       <w:rPr>
         <w:b/>
         <w:bCs/>
-        <w:color w:val="FFFFFF" w:themeColor="background1"/>
+        <w:color w:val="000000"/>
       </w:rPr>
       <w:tblPr/>
       <w:tcPr>
@@ -4735,7 +5127,7 @@
     </w:tblStylePr>
     <w:tblStylePr w:type="nwCell">
       <w:rPr>
-        <w:color w:val="FFFFFF" w:themeColor="background1"/>
+        <w:color w:val="000000"/>
       </w:rPr>
       <w:tblPr/>
       <w:tcPr>
@@ -4780,7 +5172,7 @@
       <w:rPr>
         <w:b/>
         <w:bCs/>
-        <w:color w:val="FFFFFF" w:themeColor="background1"/>
+        <w:color w:val="000000"/>
       </w:rPr>
       <w:tblPr/>
       <w:tcPr>
@@ -4800,7 +5192,7 @@
         <w:spacing w:before="0" w:after="0" w:line="240" w:lineRule="auto"/>
       </w:pPr>
       <w:rPr>
-        <w:color w:val="auto"/>
+        <w:color w:val="000000"/>
       </w:rPr>
       <w:tblPr/>
       <w:tcPr>
@@ -4819,7 +5211,7 @@
       <w:rPr>
         <w:b/>
         <w:bCs/>
-        <w:color w:val="FFFFFF" w:themeColor="background1"/>
+        <w:color w:val="000000"/>
       </w:rPr>
       <w:tblPr/>
       <w:tcPr>
@@ -4838,7 +5230,7 @@
       <w:rPr>
         <w:b/>
         <w:bCs/>
-        <w:color w:val="FFFFFF" w:themeColor="background1"/>
+        <w:color w:val="000000"/>
       </w:rPr>
       <w:tblPr/>
       <w:tcPr>
@@ -4884,7 +5276,7 @@
     </w:tblStylePr>
     <w:tblStylePr w:type="nwCell">
       <w:rPr>
-        <w:color w:val="FFFFFF" w:themeColor="background1"/>
+        <w:color w:val="000000"/>
       </w:rPr>
       <w:tblPr/>
       <w:tcPr>
@@ -4929,7 +5321,7 @@
       <w:rPr>
         <w:b/>
         <w:bCs/>
-        <w:color w:val="FFFFFF" w:themeColor="background1"/>
+        <w:color w:val="000000"/>
       </w:rPr>
       <w:tblPr/>
       <w:tcPr>
@@ -4949,7 +5341,7 @@
         <w:spacing w:before="0" w:after="0" w:line="240" w:lineRule="auto"/>
       </w:pPr>
       <w:rPr>
-        <w:color w:val="auto"/>
+        <w:color w:val="000000"/>
       </w:rPr>
       <w:tblPr/>
       <w:tcPr>
@@ -4968,7 +5360,7 @@
       <w:rPr>
         <w:b/>
         <w:bCs/>
-        <w:color w:val="FFFFFF" w:themeColor="background1"/>
+        <w:color w:val="000000"/>
       </w:rPr>
       <w:tblPr/>
       <w:tcPr>
@@ -4987,7 +5379,7 @@
       <w:rPr>
         <w:b/>
         <w:bCs/>
-        <w:color w:val="FFFFFF" w:themeColor="background1"/>
+        <w:color w:val="000000"/>
       </w:rPr>
       <w:tblPr/>
       <w:tcPr>
@@ -5033,7 +5425,7 @@
     </w:tblStylePr>
     <w:tblStylePr w:type="nwCell">
       <w:rPr>
-        <w:color w:val="FFFFFF" w:themeColor="background1"/>
+        <w:color w:val="000000"/>
       </w:rPr>
       <w:tblPr/>
       <w:tcPr>
@@ -5078,7 +5470,7 @@
       <w:rPr>
         <w:b/>
         <w:bCs/>
-        <w:color w:val="FFFFFF" w:themeColor="background1"/>
+        <w:color w:val="000000"/>
       </w:rPr>
       <w:tblPr/>
       <w:tcPr>
@@ -5098,7 +5490,7 @@
         <w:spacing w:before="0" w:after="0" w:line="240" w:lineRule="auto"/>
       </w:pPr>
       <w:rPr>
-        <w:color w:val="auto"/>
+        <w:color w:val="000000"/>
       </w:rPr>
       <w:tblPr/>
       <w:tcPr>
@@ -5117,7 +5509,7 @@
       <w:rPr>
         <w:b/>
         <w:bCs/>
-        <w:color w:val="FFFFFF" w:themeColor="background1"/>
+        <w:color w:val="000000"/>
       </w:rPr>
       <w:tblPr/>
       <w:tcPr>
@@ -5136,7 +5528,7 @@
       <w:rPr>
         <w:b/>
         <w:bCs/>
-        <w:color w:val="FFFFFF" w:themeColor="background1"/>
+        <w:color w:val="000000"/>
       </w:rPr>
       <w:tblPr/>
       <w:tcPr>
@@ -5182,7 +5574,7 @@
     </w:tblStylePr>
     <w:tblStylePr w:type="nwCell">
       <w:rPr>
-        <w:color w:val="FFFFFF" w:themeColor="background1"/>
+        <w:color w:val="000000"/>
       </w:rPr>
       <w:tblPr/>
       <w:tcPr>
@@ -5227,7 +5619,7 @@
       <w:rPr>
         <w:b/>
         <w:bCs/>
-        <w:color w:val="FFFFFF" w:themeColor="background1"/>
+        <w:color w:val="000000"/>
       </w:rPr>
       <w:tblPr/>
       <w:tcPr>
@@ -5247,7 +5639,7 @@
         <w:spacing w:before="0" w:after="0" w:line="240" w:lineRule="auto"/>
       </w:pPr>
       <w:rPr>
-        <w:color w:val="auto"/>
+        <w:color w:val="000000"/>
       </w:rPr>
       <w:tblPr/>
       <w:tcPr>
@@ -5266,7 +5658,7 @@
       <w:rPr>
         <w:b/>
         <w:bCs/>
-        <w:color w:val="FFFFFF" w:themeColor="background1"/>
+        <w:color w:val="000000"/>
       </w:rPr>
       <w:tblPr/>
       <w:tcPr>
@@ -5285,7 +5677,7 @@
       <w:rPr>
         <w:b/>
         <w:bCs/>
-        <w:color w:val="FFFFFF" w:themeColor="background1"/>
+        <w:color w:val="000000"/>
       </w:rPr>
       <w:tblPr/>
       <w:tcPr>
@@ -5331,7 +5723,7 @@
     </w:tblStylePr>
     <w:tblStylePr w:type="nwCell">
       <w:rPr>
-        <w:color w:val="FFFFFF" w:themeColor="background1"/>
+        <w:color w:val="000000"/>
       </w:rPr>
       <w:tblPr/>
       <w:tcPr>
@@ -5376,7 +5768,7 @@
       <w:rPr>
         <w:b/>
         <w:bCs/>
-        <w:color w:val="FFFFFF" w:themeColor="background1"/>
+        <w:color w:val="000000"/>
       </w:rPr>
       <w:tblPr/>
       <w:tcPr>
@@ -5396,7 +5788,7 @@
         <w:spacing w:before="0" w:after="0" w:line="240" w:lineRule="auto"/>
       </w:pPr>
       <w:rPr>
-        <w:color w:val="auto"/>
+        <w:color w:val="000000"/>
       </w:rPr>
       <w:tblPr/>
       <w:tcPr>
@@ -5415,7 +5807,7 @@
       <w:rPr>
         <w:b/>
         <w:bCs/>
-        <w:color w:val="FFFFFF" w:themeColor="background1"/>
+        <w:color w:val="000000"/>
       </w:rPr>
       <w:tblPr/>
       <w:tcPr>
@@ -5434,7 +5826,7 @@
       <w:rPr>
         <w:b/>
         <w:bCs/>
-        <w:color w:val="FFFFFF" w:themeColor="background1"/>
+        <w:color w:val="000000"/>
       </w:rPr>
       <w:tblPr/>
       <w:tcPr>
@@ -5480,7 +5872,7 @@
     </w:tblStylePr>
     <w:tblStylePr w:type="nwCell">
       <w:rPr>
-        <w:color w:val="FFFFFF" w:themeColor="background1"/>
+        <w:color w:val="000000"/>
       </w:rPr>
       <w:tblPr/>
       <w:tcPr>
@@ -5504,7 +5896,7 @@
       <w:spacing w:after="0" w:line="240" w:lineRule="auto"/>
     </w:pPr>
     <w:rPr>
-      <w:color w:val="000000" w:themeColor="text1"/>
+      <w:color w:val="000000"/>
     </w:rPr>
     <w:tblPr>
       <w:tblStyleRowBandSize w:val="1"/>
@@ -5537,7 +5929,7 @@
       <w:rPr>
         <w:b/>
         <w:bCs/>
-        <w:color w:val="1F497D" w:themeColor="text2"/>
+        <w:color w:val="000000"/>
       </w:rPr>
       <w:tblPr/>
       <w:tcPr>
@@ -5588,7 +5980,7 @@
       <w:spacing w:after="0" w:line="240" w:lineRule="auto"/>
     </w:pPr>
     <w:rPr>
-      <w:color w:val="000000" w:themeColor="text1"/>
+      <w:color w:val="000000"/>
     </w:rPr>
     <w:tblPr>
       <w:tblStyleRowBandSize w:val="1"/>
@@ -5621,7 +6013,7 @@
       <w:rPr>
         <w:b/>
         <w:bCs/>
-        <w:color w:val="1F497D" w:themeColor="text2"/>
+        <w:color w:val="000000"/>
       </w:rPr>
       <w:tblPr/>
       <w:tcPr>
@@ -5672,7 +6064,7 @@
       <w:spacing w:after="0" w:line="240" w:lineRule="auto"/>
     </w:pPr>
     <w:rPr>
-      <w:color w:val="000000" w:themeColor="text1"/>
+      <w:color w:val="000000"/>
     </w:rPr>
     <w:tblPr>
       <w:tblStyleRowBandSize w:val="1"/>
@@ -5705,7 +6097,7 @@
       <w:rPr>
         <w:b/>
         <w:bCs/>
-        <w:color w:val="1F497D" w:themeColor="text2"/>
+        <w:color w:val="000000"/>
       </w:rPr>
       <w:tblPr/>
       <w:tcPr>
@@ -5756,7 +6148,7 @@
       <w:spacing w:after="0" w:line="240" w:lineRule="auto"/>
     </w:pPr>
     <w:rPr>
-      <w:color w:val="000000" w:themeColor="text1"/>
+      <w:color w:val="000000"/>
     </w:rPr>
     <w:tblPr>
       <w:tblStyleRowBandSize w:val="1"/>
@@ -5789,7 +6181,7 @@
       <w:rPr>
         <w:b/>
         <w:bCs/>
-        <w:color w:val="1F497D" w:themeColor="text2"/>
+        <w:color w:val="000000"/>
       </w:rPr>
       <w:tblPr/>
       <w:tcPr>
@@ -5840,7 +6232,7 @@
       <w:spacing w:after="0" w:line="240" w:lineRule="auto"/>
     </w:pPr>
     <w:rPr>
-      <w:color w:val="000000" w:themeColor="text1"/>
+      <w:color w:val="000000"/>
     </w:rPr>
     <w:tblPr>
       <w:tblStyleRowBandSize w:val="1"/>
@@ -5873,7 +6265,7 @@
       <w:rPr>
         <w:b/>
         <w:bCs/>
-        <w:color w:val="1F497D" w:themeColor="text2"/>
+        <w:color w:val="000000"/>
       </w:rPr>
       <w:tblPr/>
       <w:tcPr>
@@ -5924,7 +6316,7 @@
       <w:spacing w:after="0" w:line="240" w:lineRule="auto"/>
     </w:pPr>
     <w:rPr>
-      <w:color w:val="000000" w:themeColor="text1"/>
+      <w:color w:val="000000"/>
     </w:rPr>
     <w:tblPr>
       <w:tblStyleRowBandSize w:val="1"/>
@@ -5957,7 +6349,7 @@
       <w:rPr>
         <w:b/>
         <w:bCs/>
-        <w:color w:val="1F497D" w:themeColor="text2"/>
+        <w:color w:val="000000"/>
       </w:rPr>
       <w:tblPr/>
       <w:tcPr>
@@ -6008,7 +6400,7 @@
       <w:spacing w:after="0" w:line="240" w:lineRule="auto"/>
     </w:pPr>
     <w:rPr>
-      <w:color w:val="000000" w:themeColor="text1"/>
+      <w:color w:val="000000"/>
     </w:rPr>
     <w:tblPr>
       <w:tblStyleRowBandSize w:val="1"/>
@@ -6041,7 +6433,7 @@
       <w:rPr>
         <w:b/>
         <w:bCs/>
-        <w:color w:val="1F497D" w:themeColor="text2"/>
+        <w:color w:val="000000"/>
       </w:rPr>
       <w:tblPr/>
       <w:tcPr>
@@ -6093,7 +6485,7 @@
     </w:pPr>
     <w:rPr>
       <w:rFonts w:asciiTheme="majorHAnsi" w:eastAsiaTheme="majorEastAsia" w:hAnsiTheme="majorHAnsi" w:cstheme="majorBidi"/>
-      <w:color w:val="000000" w:themeColor="text1"/>
+      <w:color w:val="000000"/>
     </w:rPr>
     <w:tblPr>
       <w:tblStyleRowBandSize w:val="1"/>
@@ -6221,7 +6613,7 @@
     </w:pPr>
     <w:rPr>
       <w:rFonts w:asciiTheme="majorHAnsi" w:eastAsiaTheme="majorEastAsia" w:hAnsiTheme="majorHAnsi" w:cstheme="majorBidi"/>
-      <w:color w:val="000000" w:themeColor="text1"/>
+      <w:color w:val="000000"/>
     </w:rPr>
     <w:tblPr>
       <w:tblStyleRowBandSize w:val="1"/>
@@ -6349,7 +6741,7 @@
     </w:pPr>
     <w:rPr>
       <w:rFonts w:asciiTheme="majorHAnsi" w:eastAsiaTheme="majorEastAsia" w:hAnsiTheme="majorHAnsi" w:cstheme="majorBidi"/>
-      <w:color w:val="000000" w:themeColor="text1"/>
+      <w:color w:val="000000"/>
     </w:rPr>
     <w:tblPr>
       <w:tblStyleRowBandSize w:val="1"/>
@@ -6477,7 +6869,7 @@
     </w:pPr>
     <w:rPr>
       <w:rFonts w:asciiTheme="majorHAnsi" w:eastAsiaTheme="majorEastAsia" w:hAnsiTheme="majorHAnsi" w:cstheme="majorBidi"/>
-      <w:color w:val="000000" w:themeColor="text1"/>
+      <w:color w:val="000000"/>
     </w:rPr>
     <w:tblPr>
       <w:tblStyleRowBandSize w:val="1"/>
@@ -6605,7 +6997,7 @@
     </w:pPr>
     <w:rPr>
       <w:rFonts w:asciiTheme="majorHAnsi" w:eastAsiaTheme="majorEastAsia" w:hAnsiTheme="majorHAnsi" w:cstheme="majorBidi"/>
-      <w:color w:val="000000" w:themeColor="text1"/>
+      <w:color w:val="000000"/>
     </w:rPr>
     <w:tblPr>
       <w:tblStyleRowBandSize w:val="1"/>
@@ -6733,7 +7125,7 @@
     </w:pPr>
     <w:rPr>
       <w:rFonts w:asciiTheme="majorHAnsi" w:eastAsiaTheme="majorEastAsia" w:hAnsiTheme="majorHAnsi" w:cstheme="majorBidi"/>
-      <w:color w:val="000000" w:themeColor="text1"/>
+      <w:color w:val="000000"/>
     </w:rPr>
     <w:tblPr>
       <w:tblStyleRowBandSize w:val="1"/>
@@ -6861,7 +7253,7 @@
     </w:pPr>
     <w:rPr>
       <w:rFonts w:asciiTheme="majorHAnsi" w:eastAsiaTheme="majorEastAsia" w:hAnsiTheme="majorHAnsi" w:cstheme="majorBidi"/>
-      <w:color w:val="000000" w:themeColor="text1"/>
+      <w:color w:val="000000"/>
     </w:rPr>
     <w:tblPr>
       <w:tblStyleRowBandSize w:val="1"/>
@@ -7500,7 +7892,7 @@
     </w:pPr>
     <w:rPr>
       <w:rFonts w:asciiTheme="majorHAnsi" w:eastAsiaTheme="majorEastAsia" w:hAnsiTheme="majorHAnsi" w:cstheme="majorBidi"/>
-      <w:color w:val="000000" w:themeColor="text1"/>
+      <w:color w:val="000000"/>
     </w:rPr>
     <w:tblPr>
       <w:tblStyleRowBandSize w:val="1"/>
@@ -7528,7 +7920,7 @@
       <w:rPr>
         <w:b/>
         <w:bCs/>
-        <w:color w:val="000000" w:themeColor="text1"/>
+        <w:color w:val="000000"/>
       </w:rPr>
       <w:tblPr/>
       <w:tcPr>
@@ -7539,7 +7931,7 @@
       <w:rPr>
         <w:b/>
         <w:bCs/>
-        <w:color w:val="000000" w:themeColor="text1"/>
+        <w:color w:val="000000"/>
       </w:rPr>
       <w:tblPr/>
       <w:tcPr>
@@ -7558,7 +7950,7 @@
       <w:rPr>
         <w:b/>
         <w:bCs/>
-        <w:color w:val="000000" w:themeColor="text1"/>
+        <w:color w:val="000000"/>
       </w:rPr>
       <w:tblPr/>
       <w:tcPr>
@@ -7577,7 +7969,7 @@
       <w:rPr>
         <w:b w:val="0"/>
         <w:bCs w:val="0"/>
-        <w:color w:val="000000" w:themeColor="text1"/>
+        <w:color w:val="000000"/>
       </w:rPr>
       <w:tblPr/>
       <w:tcPr>
@@ -7625,7 +8017,7 @@
     </w:pPr>
     <w:rPr>
       <w:rFonts w:asciiTheme="majorHAnsi" w:eastAsiaTheme="majorEastAsia" w:hAnsiTheme="majorHAnsi" w:cstheme="majorBidi"/>
-      <w:color w:val="000000" w:themeColor="text1"/>
+      <w:color w:val="000000"/>
     </w:rPr>
     <w:tblPr>
       <w:tblStyleRowBandSize w:val="1"/>
@@ -7653,7 +8045,7 @@
       <w:rPr>
         <w:b/>
         <w:bCs/>
-        <w:color w:val="000000" w:themeColor="text1"/>
+        <w:color w:val="000000"/>
       </w:rPr>
       <w:tblPr/>
       <w:tcPr>
@@ -7664,7 +8056,7 @@
       <w:rPr>
         <w:b/>
         <w:bCs/>
-        <w:color w:val="000000" w:themeColor="text1"/>
+        <w:color w:val="000000"/>
       </w:rPr>
       <w:tblPr/>
       <w:tcPr>
@@ -7683,7 +8075,7 @@
       <w:rPr>
         <w:b/>
         <w:bCs/>
-        <w:color w:val="000000" w:themeColor="text1"/>
+        <w:color w:val="000000"/>
       </w:rPr>
       <w:tblPr/>
       <w:tcPr>
@@ -7702,7 +8094,7 @@
       <w:rPr>
         <w:b w:val="0"/>
         <w:bCs w:val="0"/>
-        <w:color w:val="000000" w:themeColor="text1"/>
+        <w:color w:val="000000"/>
       </w:rPr>
       <w:tblPr/>
       <w:tcPr>
@@ -7750,7 +8142,7 @@
     </w:pPr>
     <w:rPr>
       <w:rFonts w:asciiTheme="majorHAnsi" w:eastAsiaTheme="majorEastAsia" w:hAnsiTheme="majorHAnsi" w:cstheme="majorBidi"/>
-      <w:color w:val="000000" w:themeColor="text1"/>
+      <w:color w:val="000000"/>
     </w:rPr>
     <w:tblPr>
       <w:tblStyleRowBandSize w:val="1"/>
@@ -7778,7 +8170,7 @@
       <w:rPr>
         <w:b/>
         <w:bCs/>
-        <w:color w:val="000000" w:themeColor="text1"/>
+        <w:color w:val="000000"/>
       </w:rPr>
       <w:tblPr/>
       <w:tcPr>
@@ -7789,7 +8181,7 @@
       <w:rPr>
         <w:b/>
         <w:bCs/>
-        <w:color w:val="000000" w:themeColor="text1"/>
+        <w:color w:val="000000"/>
       </w:rPr>
       <w:tblPr/>
       <w:tcPr>
@@ -7808,7 +8200,7 @@
       <w:rPr>
         <w:b/>
         <w:bCs/>
-        <w:color w:val="000000" w:themeColor="text1"/>
+        <w:color w:val="000000"/>
       </w:rPr>
       <w:tblPr/>
       <w:tcPr>
@@ -7827,7 +8219,7 @@
       <w:rPr>
         <w:b w:val="0"/>
         <w:bCs w:val="0"/>
-        <w:color w:val="000000" w:themeColor="text1"/>
+        <w:color w:val="000000"/>
       </w:rPr>
       <w:tblPr/>
       <w:tcPr>
@@ -7875,7 +8267,7 @@
     </w:pPr>
     <w:rPr>
       <w:rFonts w:asciiTheme="majorHAnsi" w:eastAsiaTheme="majorEastAsia" w:hAnsiTheme="majorHAnsi" w:cstheme="majorBidi"/>
-      <w:color w:val="000000" w:themeColor="text1"/>
+      <w:color w:val="000000"/>
     </w:rPr>
     <w:tblPr>
       <w:tblStyleRowBandSize w:val="1"/>
@@ -7903,7 +8295,7 @@
       <w:rPr>
         <w:b/>
         <w:bCs/>
-        <w:color w:val="000000" w:themeColor="text1"/>
+        <w:color w:val="000000"/>
       </w:rPr>
       <w:tblPr/>
       <w:tcPr>
@@ -7914,7 +8306,7 @@
       <w:rPr>
         <w:b/>
         <w:bCs/>
-        <w:color w:val="000000" w:themeColor="text1"/>
+        <w:color w:val="000000"/>
       </w:rPr>
       <w:tblPr/>
       <w:tcPr>
@@ -7933,7 +8325,7 @@
       <w:rPr>
         <w:b/>
         <w:bCs/>
-        <w:color w:val="000000" w:themeColor="text1"/>
+        <w:color w:val="000000"/>
       </w:rPr>
       <w:tblPr/>
       <w:tcPr>
@@ -7952,7 +8344,7 @@
       <w:rPr>
         <w:b w:val="0"/>
         <w:bCs w:val="0"/>
-        <w:color w:val="000000" w:themeColor="text1"/>
+        <w:color w:val="000000"/>
       </w:rPr>
       <w:tblPr/>
       <w:tcPr>
@@ -8000,7 +8392,7 @@
     </w:pPr>
     <w:rPr>
       <w:rFonts w:asciiTheme="majorHAnsi" w:eastAsiaTheme="majorEastAsia" w:hAnsiTheme="majorHAnsi" w:cstheme="majorBidi"/>
-      <w:color w:val="000000" w:themeColor="text1"/>
+      <w:color w:val="000000"/>
     </w:rPr>
     <w:tblPr>
       <w:tblStyleRowBandSize w:val="1"/>
@@ -8028,7 +8420,7 @@
       <w:rPr>
         <w:b/>
         <w:bCs/>
-        <w:color w:val="000000" w:themeColor="text1"/>
+        <w:color w:val="000000"/>
       </w:rPr>
       <w:tblPr/>
       <w:tcPr>
@@ -8039,7 +8431,7 @@
       <w:rPr>
         <w:b/>
         <w:bCs/>
-        <w:color w:val="000000" w:themeColor="text1"/>
+        <w:color w:val="000000"/>
       </w:rPr>
       <w:tblPr/>
       <w:tcPr>
@@ -8058,7 +8450,7 @@
       <w:rPr>
         <w:b/>
         <w:bCs/>
-        <w:color w:val="000000" w:themeColor="text1"/>
+        <w:color w:val="000000"/>
       </w:rPr>
       <w:tblPr/>
       <w:tcPr>
@@ -8077,7 +8469,7 @@
       <w:rPr>
         <w:b w:val="0"/>
         <w:bCs w:val="0"/>
-        <w:color w:val="000000" w:themeColor="text1"/>
+        <w:color w:val="000000"/>
       </w:rPr>
       <w:tblPr/>
       <w:tcPr>
@@ -8125,7 +8517,7 @@
     </w:pPr>
     <w:rPr>
       <w:rFonts w:asciiTheme="majorHAnsi" w:eastAsiaTheme="majorEastAsia" w:hAnsiTheme="majorHAnsi" w:cstheme="majorBidi"/>
-      <w:color w:val="000000" w:themeColor="text1"/>
+      <w:color w:val="000000"/>
     </w:rPr>
     <w:tblPr>
       <w:tblStyleRowBandSize w:val="1"/>
@@ -8153,7 +8545,7 @@
       <w:rPr>
         <w:b/>
         <w:bCs/>
-        <w:color w:val="000000" w:themeColor="text1"/>
+        <w:color w:val="000000"/>
       </w:rPr>
       <w:tblPr/>
       <w:tcPr>
@@ -8164,7 +8556,7 @@
       <w:rPr>
         <w:b/>
         <w:bCs/>
-        <w:color w:val="000000" w:themeColor="text1"/>
+        <w:color w:val="000000"/>
       </w:rPr>
       <w:tblPr/>
       <w:tcPr>
@@ -8183,7 +8575,7 @@
       <w:rPr>
         <w:b/>
         <w:bCs/>
-        <w:color w:val="000000" w:themeColor="text1"/>
+        <w:color w:val="000000"/>
       </w:rPr>
       <w:tblPr/>
       <w:tcPr>
@@ -8202,7 +8594,7 @@
       <w:rPr>
         <w:b w:val="0"/>
         <w:bCs w:val="0"/>
-        <w:color w:val="000000" w:themeColor="text1"/>
+        <w:color w:val="000000"/>
       </w:rPr>
       <w:tblPr/>
       <w:tcPr>
@@ -8250,7 +8642,7 @@
     </w:pPr>
     <w:rPr>
       <w:rFonts w:asciiTheme="majorHAnsi" w:eastAsiaTheme="majorEastAsia" w:hAnsiTheme="majorHAnsi" w:cstheme="majorBidi"/>
-      <w:color w:val="000000" w:themeColor="text1"/>
+      <w:color w:val="000000"/>
     </w:rPr>
     <w:tblPr>
       <w:tblStyleRowBandSize w:val="1"/>
@@ -8278,7 +8670,7 @@
       <w:rPr>
         <w:b/>
         <w:bCs/>
-        <w:color w:val="000000" w:themeColor="text1"/>
+        <w:color w:val="000000"/>
       </w:rPr>
       <w:tblPr/>
       <w:tcPr>
@@ -8289,7 +8681,7 @@
       <w:rPr>
         <w:b/>
         <w:bCs/>
-        <w:color w:val="000000" w:themeColor="text1"/>
+        <w:color w:val="000000"/>
       </w:rPr>
       <w:tblPr/>
       <w:tcPr>
@@ -8308,7 +8700,7 @@
       <w:rPr>
         <w:b/>
         <w:bCs/>
-        <w:color w:val="000000" w:themeColor="text1"/>
+        <w:color w:val="000000"/>
       </w:rPr>
       <w:tblPr/>
       <w:tcPr>
@@ -8327,7 +8719,7 @@
       <w:rPr>
         <w:b w:val="0"/>
         <w:bCs w:val="0"/>
-        <w:color w:val="000000" w:themeColor="text1"/>
+        <w:color w:val="000000"/>
       </w:rPr>
       <w:tblPr/>
       <w:tcPr>
@@ -8401,7 +8793,7 @@
         <w:bCs/>
         <w:i w:val="0"/>
         <w:iCs w:val="0"/>
-        <w:color w:val="FFFFFF" w:themeColor="background1"/>
+        <w:color w:val="000000"/>
       </w:rPr>
       <w:tblPr/>
       <w:tcPr>
@@ -8422,7 +8814,7 @@
         <w:bCs/>
         <w:i w:val="0"/>
         <w:iCs w:val="0"/>
-        <w:color w:val="FFFFFF" w:themeColor="background1"/>
+        <w:color w:val="000000"/>
       </w:rPr>
       <w:tblPr/>
       <w:tcPr>
@@ -8443,7 +8835,7 @@
         <w:bCs/>
         <w:i w:val="0"/>
         <w:iCs w:val="0"/>
-        <w:color w:val="FFFFFF" w:themeColor="background1"/>
+        <w:color w:val="000000"/>
       </w:rPr>
       <w:tblPr/>
       <w:tcPr>
@@ -8462,7 +8854,7 @@
         <w:bCs/>
         <w:i w:val="0"/>
         <w:iCs w:val="0"/>
-        <w:color w:val="FFFFFF" w:themeColor="background1"/>
+        <w:color w:val="000000"/>
       </w:rPr>
       <w:tblPr/>
       <w:tcPr>
@@ -8542,7 +8934,7 @@
         <w:bCs/>
         <w:i w:val="0"/>
         <w:iCs w:val="0"/>
-        <w:color w:val="FFFFFF" w:themeColor="background1"/>
+        <w:color w:val="000000"/>
       </w:rPr>
       <w:tblPr/>
       <w:tcPr>
@@ -8563,7 +8955,7 @@
         <w:bCs/>
         <w:i w:val="0"/>
         <w:iCs w:val="0"/>
-        <w:color w:val="FFFFFF" w:themeColor="background1"/>
+        <w:color w:val="000000"/>
       </w:rPr>
       <w:tblPr/>
       <w:tcPr>
@@ -8584,7 +8976,7 @@
         <w:bCs/>
         <w:i w:val="0"/>
         <w:iCs w:val="0"/>
-        <w:color w:val="FFFFFF" w:themeColor="background1"/>
+        <w:color w:val="000000"/>
       </w:rPr>
       <w:tblPr/>
       <w:tcPr>
@@ -8603,7 +8995,7 @@
         <w:bCs/>
         <w:i w:val="0"/>
         <w:iCs w:val="0"/>
-        <w:color w:val="FFFFFF" w:themeColor="background1"/>
+        <w:color w:val="000000"/>
       </w:rPr>
       <w:tblPr/>
       <w:tcPr>
@@ -8683,7 +9075,7 @@
         <w:bCs/>
         <w:i w:val="0"/>
         <w:iCs w:val="0"/>
-        <w:color w:val="FFFFFF" w:themeColor="background1"/>
+        <w:color w:val="000000"/>
       </w:rPr>
       <w:tblPr/>
       <w:tcPr>
@@ -8704,7 +9096,7 @@
         <w:bCs/>
         <w:i w:val="0"/>
         <w:iCs w:val="0"/>
-        <w:color w:val="FFFFFF" w:themeColor="background1"/>
+        <w:color w:val="000000"/>
       </w:rPr>
       <w:tblPr/>
       <w:tcPr>
@@ -8725,7 +9117,7 @@
         <w:bCs/>
         <w:i w:val="0"/>
         <w:iCs w:val="0"/>
-        <w:color w:val="FFFFFF" w:themeColor="background1"/>
+        <w:color w:val="000000"/>
       </w:rPr>
       <w:tblPr/>
       <w:tcPr>
@@ -8744,7 +9136,7 @@
         <w:bCs/>
         <w:i w:val="0"/>
         <w:iCs w:val="0"/>
-        <w:color w:val="FFFFFF" w:themeColor="background1"/>
+        <w:color w:val="000000"/>
       </w:rPr>
       <w:tblPr/>
       <w:tcPr>
@@ -8824,7 +9216,7 @@
         <w:bCs/>
         <w:i w:val="0"/>
         <w:iCs w:val="0"/>
-        <w:color w:val="FFFFFF" w:themeColor="background1"/>
+        <w:color w:val="000000"/>
       </w:rPr>
       <w:tblPr/>
       <w:tcPr>
@@ -8845,7 +9237,7 @@
         <w:bCs/>
         <w:i w:val="0"/>
         <w:iCs w:val="0"/>
-        <w:color w:val="FFFFFF" w:themeColor="background1"/>
+        <w:color w:val="000000"/>
       </w:rPr>
       <w:tblPr/>
       <w:tcPr>
@@ -8866,7 +9258,7 @@
         <w:bCs/>
         <w:i w:val="0"/>
         <w:iCs w:val="0"/>
-        <w:color w:val="FFFFFF" w:themeColor="background1"/>
+        <w:color w:val="000000"/>
       </w:rPr>
       <w:tblPr/>
       <w:tcPr>
@@ -8885,7 +9277,7 @@
         <w:bCs/>
         <w:i w:val="0"/>
         <w:iCs w:val="0"/>
-        <w:color w:val="FFFFFF" w:themeColor="background1"/>
+        <w:color w:val="000000"/>
       </w:rPr>
       <w:tblPr/>
       <w:tcPr>
@@ -8965,7 +9357,7 @@
         <w:bCs/>
         <w:i w:val="0"/>
         <w:iCs w:val="0"/>
-        <w:color w:val="FFFFFF" w:themeColor="background1"/>
+        <w:color w:val="000000"/>
       </w:rPr>
       <w:tblPr/>
       <w:tcPr>
@@ -8986,7 +9378,7 @@
         <w:bCs/>
         <w:i w:val="0"/>
         <w:iCs w:val="0"/>
-        <w:color w:val="FFFFFF" w:themeColor="background1"/>
+        <w:color w:val="000000"/>
       </w:rPr>
       <w:tblPr/>
       <w:tcPr>
@@ -9007,7 +9399,7 @@
         <w:bCs/>
         <w:i w:val="0"/>
         <w:iCs w:val="0"/>
-        <w:color w:val="FFFFFF" w:themeColor="background1"/>
+        <w:color w:val="000000"/>
       </w:rPr>
       <w:tblPr/>
       <w:tcPr>
@@ -9026,7 +9418,7 @@
         <w:bCs/>
         <w:i w:val="0"/>
         <w:iCs w:val="0"/>
-        <w:color w:val="FFFFFF" w:themeColor="background1"/>
+        <w:color w:val="000000"/>
       </w:rPr>
       <w:tblPr/>
       <w:tcPr>
@@ -9106,7 +9498,7 @@
         <w:bCs/>
         <w:i w:val="0"/>
         <w:iCs w:val="0"/>
-        <w:color w:val="FFFFFF" w:themeColor="background1"/>
+        <w:color w:val="000000"/>
       </w:rPr>
       <w:tblPr/>
       <w:tcPr>
@@ -9127,7 +9519,7 @@
         <w:bCs/>
         <w:i w:val="0"/>
         <w:iCs w:val="0"/>
-        <w:color w:val="FFFFFF" w:themeColor="background1"/>
+        <w:color w:val="000000"/>
       </w:rPr>
       <w:tblPr/>
       <w:tcPr>
@@ -9148,7 +9540,7 @@
         <w:bCs/>
         <w:i w:val="0"/>
         <w:iCs w:val="0"/>
-        <w:color w:val="FFFFFF" w:themeColor="background1"/>
+        <w:color w:val="000000"/>
       </w:rPr>
       <w:tblPr/>
       <w:tcPr>
@@ -9167,7 +9559,7 @@
         <w:bCs/>
         <w:i w:val="0"/>
         <w:iCs w:val="0"/>
-        <w:color w:val="FFFFFF" w:themeColor="background1"/>
+        <w:color w:val="000000"/>
       </w:rPr>
       <w:tblPr/>
       <w:tcPr>
@@ -9247,7 +9639,7 @@
         <w:bCs/>
         <w:i w:val="0"/>
         <w:iCs w:val="0"/>
-        <w:color w:val="FFFFFF" w:themeColor="background1"/>
+        <w:color w:val="000000"/>
       </w:rPr>
       <w:tblPr/>
       <w:tcPr>
@@ -9268,7 +9660,7 @@
         <w:bCs/>
         <w:i w:val="0"/>
         <w:iCs w:val="0"/>
-        <w:color w:val="FFFFFF" w:themeColor="background1"/>
+        <w:color w:val="000000"/>
       </w:rPr>
       <w:tblPr/>
       <w:tcPr>
@@ -9289,7 +9681,7 @@
         <w:bCs/>
         <w:i w:val="0"/>
         <w:iCs w:val="0"/>
-        <w:color w:val="FFFFFF" w:themeColor="background1"/>
+        <w:color w:val="000000"/>
       </w:rPr>
       <w:tblPr/>
       <w:tcPr>
@@ -9308,7 +9700,7 @@
         <w:bCs/>
         <w:i w:val="0"/>
         <w:iCs w:val="0"/>
-        <w:color w:val="FFFFFF" w:themeColor="background1"/>
+        <w:color w:val="000000"/>
       </w:rPr>
       <w:tblPr/>
       <w:tcPr>
@@ -9361,7 +9753,7 @@
       <w:spacing w:after="0" w:line="240" w:lineRule="auto"/>
     </w:pPr>
     <w:rPr>
-      <w:color w:val="FFFFFF" w:themeColor="background1"/>
+      <w:color w:val="000000"/>
     </w:rPr>
     <w:tblPr>
       <w:tblStyleRowBandSize w:val="1"/>
@@ -9475,7 +9867,7 @@
       <w:spacing w:after="0" w:line="240" w:lineRule="auto"/>
     </w:pPr>
     <w:rPr>
-      <w:color w:val="FFFFFF" w:themeColor="background1"/>
+      <w:color w:val="000000"/>
     </w:rPr>
     <w:tblPr>
       <w:tblStyleRowBandSize w:val="1"/>
@@ -9589,7 +9981,7 @@
       <w:spacing w:after="0" w:line="240" w:lineRule="auto"/>
     </w:pPr>
     <w:rPr>
-      <w:color w:val="FFFFFF" w:themeColor="background1"/>
+      <w:color w:val="000000"/>
     </w:rPr>
     <w:tblPr>
       <w:tblStyleRowBandSize w:val="1"/>
@@ -9703,7 +10095,7 @@
       <w:spacing w:after="0" w:line="240" w:lineRule="auto"/>
     </w:pPr>
     <w:rPr>
-      <w:color w:val="FFFFFF" w:themeColor="background1"/>
+      <w:color w:val="000000"/>
     </w:rPr>
     <w:tblPr>
       <w:tblStyleRowBandSize w:val="1"/>
@@ -9817,7 +10209,7 @@
       <w:spacing w:after="0" w:line="240" w:lineRule="auto"/>
     </w:pPr>
     <w:rPr>
-      <w:color w:val="FFFFFF" w:themeColor="background1"/>
+      <w:color w:val="000000"/>
     </w:rPr>
     <w:tblPr>
       <w:tblStyleRowBandSize w:val="1"/>
@@ -9931,7 +10323,7 @@
       <w:spacing w:after="0" w:line="240" w:lineRule="auto"/>
     </w:pPr>
     <w:rPr>
-      <w:color w:val="FFFFFF" w:themeColor="background1"/>
+      <w:color w:val="000000"/>
     </w:rPr>
     <w:tblPr>
       <w:tblStyleRowBandSize w:val="1"/>
@@ -10045,7 +10437,7 @@
       <w:spacing w:after="0" w:line="240" w:lineRule="auto"/>
     </w:pPr>
     <w:rPr>
-      <w:color w:val="FFFFFF" w:themeColor="background1"/>
+      <w:color w:val="000000"/>
     </w:rPr>
     <w:tblPr>
       <w:tblStyleRowBandSize w:val="1"/>
@@ -10159,7 +10551,7 @@
       <w:spacing w:after="0" w:line="240" w:lineRule="auto"/>
     </w:pPr>
     <w:rPr>
-      <w:color w:val="000000" w:themeColor="text1"/>
+      <w:color w:val="000000"/>
     </w:rPr>
     <w:tblPr>
       <w:tblStyleRowBandSize w:val="1"/>
@@ -10205,7 +10597,7 @@
       <w:rPr>
         <w:b/>
         <w:bCs/>
-        <w:color w:val="FFFFFF" w:themeColor="background1"/>
+        <w:color w:val="000000"/>
       </w:rPr>
       <w:tblPr/>
       <w:tcPr>
@@ -10217,7 +10609,7 @@
     </w:tblStylePr>
     <w:tblStylePr w:type="firstCol">
       <w:rPr>
-        <w:color w:val="FFFFFF" w:themeColor="background1"/>
+        <w:color w:val="000000"/>
       </w:rPr>
       <w:tblPr/>
       <w:tcPr>
@@ -10234,7 +10626,7 @@
     </w:tblStylePr>
     <w:tblStylePr w:type="lastCol">
       <w:rPr>
-        <w:color w:val="FFFFFF" w:themeColor="background1"/>
+        <w:color w:val="000000"/>
       </w:rPr>
       <w:tblPr/>
       <w:tcPr>
@@ -10263,12 +10655,12 @@
     </w:tblStylePr>
     <w:tblStylePr w:type="neCell">
       <w:rPr>
-        <w:color w:val="000000" w:themeColor="text1"/>
+        <w:color w:val="000000"/>
       </w:rPr>
     </w:tblStylePr>
     <w:tblStylePr w:type="nwCell">
       <w:rPr>
-        <w:color w:val="000000" w:themeColor="text1"/>
+        <w:color w:val="000000"/>
       </w:rPr>
     </w:tblStylePr>
   </w:style>
@@ -10281,7 +10673,7 @@
       <w:spacing w:after="0" w:line="240" w:lineRule="auto"/>
     </w:pPr>
     <w:rPr>
-      <w:color w:val="000000" w:themeColor="text1"/>
+      <w:color w:val="000000"/>
     </w:rPr>
     <w:tblPr>
       <w:tblStyleRowBandSize w:val="1"/>
@@ -10327,7 +10719,7 @@
       <w:rPr>
         <w:b/>
         <w:bCs/>
-        <w:color w:val="FFFFFF" w:themeColor="background1"/>
+        <w:color w:val="000000"/>
       </w:rPr>
       <w:tblPr/>
       <w:tcPr>
@@ -10339,7 +10731,7 @@
     </w:tblStylePr>
     <w:tblStylePr w:type="firstCol">
       <w:rPr>
-        <w:color w:val="FFFFFF" w:themeColor="background1"/>
+        <w:color w:val="000000"/>
       </w:rPr>
       <w:tblPr/>
       <w:tcPr>
@@ -10356,7 +10748,7 @@
     </w:tblStylePr>
     <w:tblStylePr w:type="lastCol">
       <w:rPr>
-        <w:color w:val="FFFFFF" w:themeColor="background1"/>
+        <w:color w:val="000000"/>
       </w:rPr>
       <w:tblPr/>
       <w:tcPr>
@@ -10385,12 +10777,12 @@
     </w:tblStylePr>
     <w:tblStylePr w:type="neCell">
       <w:rPr>
-        <w:color w:val="000000" w:themeColor="text1"/>
+        <w:color w:val="000000"/>
       </w:rPr>
     </w:tblStylePr>
     <w:tblStylePr w:type="nwCell">
       <w:rPr>
-        <w:color w:val="000000" w:themeColor="text1"/>
+        <w:color w:val="000000"/>
       </w:rPr>
     </w:tblStylePr>
   </w:style>
@@ -10403,7 +10795,7 @@
       <w:spacing w:after="0" w:line="240" w:lineRule="auto"/>
     </w:pPr>
     <w:rPr>
-      <w:color w:val="000000" w:themeColor="text1"/>
+      <w:color w:val="000000"/>
     </w:rPr>
     <w:tblPr>
       <w:tblStyleRowBandSize w:val="1"/>
@@ -10449,7 +10841,7 @@
       <w:rPr>
         <w:b/>
         <w:bCs/>
-        <w:color w:val="FFFFFF" w:themeColor="background1"/>
+        <w:color w:val="000000"/>
       </w:rPr>
       <w:tblPr/>
       <w:tcPr>
@@ -10461,7 +10853,7 @@
     </w:tblStylePr>
     <w:tblStylePr w:type="firstCol">
       <w:rPr>
-        <w:color w:val="FFFFFF" w:themeColor="background1"/>
+        <w:color w:val="000000"/>
       </w:rPr>
       <w:tblPr/>
       <w:tcPr>
@@ -10478,7 +10870,7 @@
     </w:tblStylePr>
     <w:tblStylePr w:type="lastCol">
       <w:rPr>
-        <w:color w:val="FFFFFF" w:themeColor="background1"/>
+        <w:color w:val="000000"/>
       </w:rPr>
       <w:tblPr/>
       <w:tcPr>
@@ -10507,12 +10899,12 @@
     </w:tblStylePr>
     <w:tblStylePr w:type="neCell">
       <w:rPr>
-        <w:color w:val="000000" w:themeColor="text1"/>
+        <w:color w:val="000000"/>
       </w:rPr>
     </w:tblStylePr>
     <w:tblStylePr w:type="nwCell">
       <w:rPr>
-        <w:color w:val="000000" w:themeColor="text1"/>
+        <w:color w:val="000000"/>
       </w:rPr>
     </w:tblStylePr>
   </w:style>
@@ -10525,7 +10917,7 @@
       <w:spacing w:after="0" w:line="240" w:lineRule="auto"/>
     </w:pPr>
     <w:rPr>
-      <w:color w:val="000000" w:themeColor="text1"/>
+      <w:color w:val="000000"/>
     </w:rPr>
     <w:tblPr>
       <w:tblStyleRowBandSize w:val="1"/>
@@ -10571,7 +10963,7 @@
       <w:rPr>
         <w:b/>
         <w:bCs/>
-        <w:color w:val="FFFFFF" w:themeColor="background1"/>
+        <w:color w:val="000000"/>
       </w:rPr>
       <w:tblPr/>
       <w:tcPr>
@@ -10583,7 +10975,7 @@
     </w:tblStylePr>
     <w:tblStylePr w:type="firstCol">
       <w:rPr>
-        <w:color w:val="FFFFFF" w:themeColor="background1"/>
+        <w:color w:val="000000"/>
       </w:rPr>
       <w:tblPr/>
       <w:tcPr>
@@ -10600,7 +10992,7 @@
     </w:tblStylePr>
     <w:tblStylePr w:type="lastCol">
       <w:rPr>
-        <w:color w:val="FFFFFF" w:themeColor="background1"/>
+        <w:color w:val="000000"/>
       </w:rPr>
       <w:tblPr/>
       <w:tcPr>
@@ -10637,7 +11029,7 @@
       <w:spacing w:after="0" w:line="240" w:lineRule="auto"/>
     </w:pPr>
     <w:rPr>
-      <w:color w:val="000000" w:themeColor="text1"/>
+      <w:color w:val="000000"/>
     </w:rPr>
     <w:tblPr>
       <w:tblStyleRowBandSize w:val="1"/>
@@ -10683,7 +11075,7 @@
       <w:rPr>
         <w:b/>
         <w:bCs/>
-        <w:color w:val="FFFFFF" w:themeColor="background1"/>
+        <w:color w:val="000000"/>
       </w:rPr>
       <w:tblPr/>
       <w:tcPr>
@@ -10695,7 +11087,7 @@
     </w:tblStylePr>
     <w:tblStylePr w:type="firstCol">
       <w:rPr>
-        <w:color w:val="FFFFFF" w:themeColor="background1"/>
+        <w:color w:val="000000"/>
       </w:rPr>
       <w:tblPr/>
       <w:tcPr>
@@ -10712,7 +11104,7 @@
     </w:tblStylePr>
     <w:tblStylePr w:type="lastCol">
       <w:rPr>
-        <w:color w:val="FFFFFF" w:themeColor="background1"/>
+        <w:color w:val="000000"/>
       </w:rPr>
       <w:tblPr/>
       <w:tcPr>
@@ -10741,12 +11133,12 @@
     </w:tblStylePr>
     <w:tblStylePr w:type="neCell">
       <w:rPr>
-        <w:color w:val="000000" w:themeColor="text1"/>
+        <w:color w:val="000000"/>
       </w:rPr>
     </w:tblStylePr>
     <w:tblStylePr w:type="nwCell">
       <w:rPr>
-        <w:color w:val="000000" w:themeColor="text1"/>
+        <w:color w:val="000000"/>
       </w:rPr>
     </w:tblStylePr>
   </w:style>
@@ -10759,7 +11151,7 @@
       <w:spacing w:after="0" w:line="240" w:lineRule="auto"/>
     </w:pPr>
     <w:rPr>
-      <w:color w:val="000000" w:themeColor="text1"/>
+      <w:color w:val="000000"/>
     </w:rPr>
     <w:tblPr>
       <w:tblStyleRowBandSize w:val="1"/>
@@ -10805,7 +11197,7 @@
       <w:rPr>
         <w:b/>
         <w:bCs/>
-        <w:color w:val="FFFFFF" w:themeColor="background1"/>
+        <w:color w:val="000000"/>
       </w:rPr>
       <w:tblPr/>
       <w:tcPr>
@@ -10817,7 +11209,7 @@
     </w:tblStylePr>
     <w:tblStylePr w:type="firstCol">
       <w:rPr>
-        <w:color w:val="FFFFFF" w:themeColor="background1"/>
+        <w:color w:val="000000"/>
       </w:rPr>
       <w:tblPr/>
       <w:tcPr>
@@ -10834,7 +11226,7 @@
     </w:tblStylePr>
     <w:tblStylePr w:type="lastCol">
       <w:rPr>
-        <w:color w:val="FFFFFF" w:themeColor="background1"/>
+        <w:color w:val="000000"/>
       </w:rPr>
       <w:tblPr/>
       <w:tcPr>
@@ -10863,12 +11255,12 @@
     </w:tblStylePr>
     <w:tblStylePr w:type="neCell">
       <w:rPr>
-        <w:color w:val="000000" w:themeColor="text1"/>
+        <w:color w:val="000000"/>
       </w:rPr>
     </w:tblStylePr>
     <w:tblStylePr w:type="nwCell">
       <w:rPr>
-        <w:color w:val="000000" w:themeColor="text1"/>
+        <w:color w:val="000000"/>
       </w:rPr>
     </w:tblStylePr>
   </w:style>
@@ -10881,7 +11273,7 @@
       <w:spacing w:after="0" w:line="240" w:lineRule="auto"/>
     </w:pPr>
     <w:rPr>
-      <w:color w:val="000000" w:themeColor="text1"/>
+      <w:color w:val="000000"/>
     </w:rPr>
     <w:tblPr>
       <w:tblStyleRowBandSize w:val="1"/>
@@ -10927,7 +11319,7 @@
       <w:rPr>
         <w:b/>
         <w:bCs/>
-        <w:color w:val="FFFFFF" w:themeColor="background1"/>
+        <w:color w:val="000000"/>
       </w:rPr>
       <w:tblPr/>
       <w:tcPr>
@@ -10939,7 +11331,7 @@
     </w:tblStylePr>
     <w:tblStylePr w:type="firstCol">
       <w:rPr>
-        <w:color w:val="FFFFFF" w:themeColor="background1"/>
+        <w:color w:val="000000"/>
       </w:rPr>
       <w:tblPr/>
       <w:tcPr>
@@ -10956,7 +11348,7 @@
     </w:tblStylePr>
     <w:tblStylePr w:type="lastCol">
       <w:rPr>
-        <w:color w:val="FFFFFF" w:themeColor="background1"/>
+        <w:color w:val="000000"/>
       </w:rPr>
       <w:tblPr/>
       <w:tcPr>
@@ -10985,12 +11377,12 @@
     </w:tblStylePr>
     <w:tblStylePr w:type="neCell">
       <w:rPr>
-        <w:color w:val="000000" w:themeColor="text1"/>
+        <w:color w:val="000000"/>
       </w:rPr>
     </w:tblStylePr>
     <w:tblStylePr w:type="nwCell">
       <w:rPr>
-        <w:color w:val="000000" w:themeColor="text1"/>
+        <w:color w:val="000000"/>
       </w:rPr>
     </w:tblStylePr>
   </w:style>
@@ -11003,7 +11395,7 @@
       <w:spacing w:after="0" w:line="240" w:lineRule="auto"/>
     </w:pPr>
     <w:rPr>
-      <w:color w:val="000000" w:themeColor="text1"/>
+      <w:color w:val="000000"/>
     </w:rPr>
     <w:tblPr>
       <w:tblStyleRowBandSize w:val="1"/>
@@ -11023,7 +11415,7 @@
       <w:rPr>
         <w:b/>
         <w:bCs/>
-        <w:color w:val="FFFFFF" w:themeColor="background1"/>
+        <w:color w:val="000000"/>
       </w:rPr>
       <w:tblPr/>
       <w:tcPr>
@@ -11037,7 +11429,7 @@
       <w:rPr>
         <w:b/>
         <w:bCs/>
-        <w:color w:val="9E3A38" w:themeColor="accent2" w:themeShade="CC"/>
+        <w:color w:val="000000"/>
       </w:rPr>
       <w:tblPr/>
       <w:tcPr>
@@ -11089,7 +11481,7 @@
       <w:spacing w:after="0" w:line="240" w:lineRule="auto"/>
     </w:pPr>
     <w:rPr>
-      <w:color w:val="000000" w:themeColor="text1"/>
+      <w:color w:val="000000"/>
     </w:rPr>
     <w:tblPr>
       <w:tblStyleRowBandSize w:val="1"/>
@@ -11109,7 +11501,7 @@
       <w:rPr>
         <w:b/>
         <w:bCs/>
-        <w:color w:val="FFFFFF" w:themeColor="background1"/>
+        <w:color w:val="000000"/>
       </w:rPr>
       <w:tblPr/>
       <w:tcPr>
@@ -11123,7 +11515,7 @@
       <w:rPr>
         <w:b/>
         <w:bCs/>
-        <w:color w:val="9E3A38" w:themeColor="accent2" w:themeShade="CC"/>
+        <w:color w:val="000000"/>
       </w:rPr>
       <w:tblPr/>
       <w:tcPr>
@@ -11175,7 +11567,7 @@
       <w:spacing w:after="0" w:line="240" w:lineRule="auto"/>
     </w:pPr>
     <w:rPr>
-      <w:color w:val="000000" w:themeColor="text1"/>
+      <w:color w:val="000000"/>
     </w:rPr>
     <w:tblPr>
       <w:tblStyleRowBandSize w:val="1"/>
@@ -11195,7 +11587,7 @@
       <w:rPr>
         <w:b/>
         <w:bCs/>
-        <w:color w:val="FFFFFF" w:themeColor="background1"/>
+        <w:color w:val="000000"/>
       </w:rPr>
       <w:tblPr/>
       <w:tcPr>
@@ -11209,7 +11601,7 @@
       <w:rPr>
         <w:b/>
         <w:bCs/>
-        <w:color w:val="9E3A38" w:themeColor="accent2" w:themeShade="CC"/>
+        <w:color w:val="000000"/>
       </w:rPr>
       <w:tblPr/>
       <w:tcPr>
@@ -11261,7 +11653,7 @@
       <w:spacing w:after="0" w:line="240" w:lineRule="auto"/>
     </w:pPr>
     <w:rPr>
-      <w:color w:val="000000" w:themeColor="text1"/>
+      <w:color w:val="000000"/>
     </w:rPr>
     <w:tblPr>
       <w:tblStyleRowBandSize w:val="1"/>
@@ -11281,7 +11673,7 @@
       <w:rPr>
         <w:b/>
         <w:bCs/>
-        <w:color w:val="FFFFFF" w:themeColor="background1"/>
+        <w:color w:val="000000"/>
       </w:rPr>
       <w:tblPr/>
       <w:tcPr>
@@ -11295,7 +11687,7 @@
       <w:rPr>
         <w:b/>
         <w:bCs/>
-        <w:color w:val="664E82" w:themeColor="accent4" w:themeShade="CC"/>
+        <w:color w:val="000000"/>
       </w:rPr>
       <w:tblPr/>
       <w:tcPr>
@@ -11347,7 +11739,7 @@
       <w:spacing w:after="0" w:line="240" w:lineRule="auto"/>
     </w:pPr>
     <w:rPr>
-      <w:color w:val="000000" w:themeColor="text1"/>
+      <w:color w:val="000000"/>
     </w:rPr>
     <w:tblPr>
       <w:tblStyleRowBandSize w:val="1"/>
@@ -11367,7 +11759,7 @@
       <w:rPr>
         <w:b/>
         <w:bCs/>
-        <w:color w:val="FFFFFF" w:themeColor="background1"/>
+        <w:color w:val="000000"/>
       </w:rPr>
       <w:tblPr/>
       <w:tcPr>
@@ -11381,7 +11773,7 @@
       <w:rPr>
         <w:b/>
         <w:bCs/>
-        <w:color w:val="7E9C40" w:themeColor="accent3" w:themeShade="CC"/>
+        <w:color w:val="000000"/>
       </w:rPr>
       <w:tblPr/>
       <w:tcPr>
@@ -11433,7 +11825,7 @@
       <w:spacing w:after="0" w:line="240" w:lineRule="auto"/>
     </w:pPr>
     <w:rPr>
-      <w:color w:val="000000" w:themeColor="text1"/>
+      <w:color w:val="000000"/>
     </w:rPr>
     <w:tblPr>
       <w:tblStyleRowBandSize w:val="1"/>
@@ -11453,7 +11845,7 @@
       <w:rPr>
         <w:b/>
         <w:bCs/>
-        <w:color w:val="FFFFFF" w:themeColor="background1"/>
+        <w:color w:val="000000"/>
       </w:rPr>
       <w:tblPr/>
       <w:tcPr>
@@ -11467,7 +11859,7 @@
       <w:rPr>
         <w:b/>
         <w:bCs/>
-        <w:color w:val="F2730A" w:themeColor="accent6" w:themeShade="CC"/>
+        <w:color w:val="000000"/>
       </w:rPr>
       <w:tblPr/>
       <w:tcPr>
@@ -11519,7 +11911,7 @@
       <w:spacing w:after="0" w:line="240" w:lineRule="auto"/>
     </w:pPr>
     <w:rPr>
-      <w:color w:val="000000" w:themeColor="text1"/>
+      <w:color w:val="000000"/>
     </w:rPr>
     <w:tblPr>
       <w:tblStyleRowBandSize w:val="1"/>
@@ -11539,7 +11931,7 @@
       <w:rPr>
         <w:b/>
         <w:bCs/>
-        <w:color w:val="FFFFFF" w:themeColor="background1"/>
+        <w:color w:val="000000"/>
       </w:rPr>
       <w:tblPr/>
       <w:tcPr>
@@ -11553,7 +11945,7 @@
       <w:rPr>
         <w:b/>
         <w:bCs/>
-        <w:color w:val="348DA5" w:themeColor="accent5" w:themeShade="CC"/>
+        <w:color w:val="000000"/>
       </w:rPr>
       <w:tblPr/>
       <w:tcPr>
@@ -11605,7 +11997,7 @@
       <w:spacing w:after="0" w:line="240" w:lineRule="auto"/>
     </w:pPr>
     <w:rPr>
-      <w:color w:val="000000" w:themeColor="text1"/>
+      <w:color w:val="000000"/>
     </w:rPr>
     <w:tblPr>
       <w:tblStyleRowBandSize w:val="1"/>
@@ -11638,7 +12030,7 @@
       <w:rPr>
         <w:b/>
         <w:bCs/>
-        <w:color w:val="000000" w:themeColor="text1"/>
+        <w:color w:val="000000"/>
       </w:rPr>
       <w:tblPr/>
       <w:tcPr>
@@ -11647,7 +12039,7 @@
     </w:tblStylePr>
     <w:tblStylePr w:type="firstCol">
       <w:rPr>
-        <w:color w:val="FFFFFF" w:themeColor="background1"/>
+        <w:color w:val="000000"/>
       </w:rPr>
       <w:tblPr/>
       <w:tcPr>
@@ -11656,7 +12048,7 @@
     </w:tblStylePr>
     <w:tblStylePr w:type="lastCol">
       <w:rPr>
-        <w:color w:val="FFFFFF" w:themeColor="background1"/>
+        <w:color w:val="000000"/>
       </w:rPr>
       <w:tblPr/>
       <w:tcPr>
@@ -11685,7 +12077,7 @@
       <w:spacing w:after="0" w:line="240" w:lineRule="auto"/>
     </w:pPr>
     <w:rPr>
-      <w:color w:val="000000" w:themeColor="text1"/>
+      <w:color w:val="000000"/>
     </w:rPr>
     <w:tblPr>
       <w:tblStyleRowBandSize w:val="1"/>
@@ -11718,7 +12110,7 @@
       <w:rPr>
         <w:b/>
         <w:bCs/>
-        <w:color w:val="000000" w:themeColor="text1"/>
+        <w:color w:val="000000"/>
       </w:rPr>
       <w:tblPr/>
       <w:tcPr>
@@ -11727,7 +12119,7 @@
     </w:tblStylePr>
     <w:tblStylePr w:type="firstCol">
       <w:rPr>
-        <w:color w:val="FFFFFF" w:themeColor="background1"/>
+        <w:color w:val="000000"/>
       </w:rPr>
       <w:tblPr/>
       <w:tcPr>
@@ -11736,7 +12128,7 @@
     </w:tblStylePr>
     <w:tblStylePr w:type="lastCol">
       <w:rPr>
-        <w:color w:val="FFFFFF" w:themeColor="background1"/>
+        <w:color w:val="000000"/>
       </w:rPr>
       <w:tblPr/>
       <w:tcPr>
@@ -11765,7 +12157,7 @@
       <w:spacing w:after="0" w:line="240" w:lineRule="auto"/>
     </w:pPr>
     <w:rPr>
-      <w:color w:val="000000" w:themeColor="text1"/>
+      <w:color w:val="000000"/>
     </w:rPr>
     <w:tblPr>
       <w:tblStyleRowBandSize w:val="1"/>
@@ -11798,7 +12190,7 @@
       <w:rPr>
         <w:b/>
         <w:bCs/>
-        <w:color w:val="000000" w:themeColor="text1"/>
+        <w:color w:val="000000"/>
       </w:rPr>
       <w:tblPr/>
       <w:tcPr>
@@ -11807,7 +12199,7 @@
     </w:tblStylePr>
     <w:tblStylePr w:type="firstCol">
       <w:rPr>
-        <w:color w:val="FFFFFF" w:themeColor="background1"/>
+        <w:color w:val="000000"/>
       </w:rPr>
       <w:tblPr/>
       <w:tcPr>
@@ -11816,7 +12208,7 @@
     </w:tblStylePr>
     <w:tblStylePr w:type="lastCol">
       <w:rPr>
-        <w:color w:val="FFFFFF" w:themeColor="background1"/>
+        <w:color w:val="000000"/>
       </w:rPr>
       <w:tblPr/>
       <w:tcPr>
@@ -11845,7 +12237,7 @@
       <w:spacing w:after="0" w:line="240" w:lineRule="auto"/>
     </w:pPr>
     <w:rPr>
-      <w:color w:val="000000" w:themeColor="text1"/>
+      <w:color w:val="000000"/>
     </w:rPr>
     <w:tblPr>
       <w:tblStyleRowBandSize w:val="1"/>
@@ -11878,7 +12270,7 @@
       <w:rPr>
         <w:b/>
         <w:bCs/>
-        <w:color w:val="000000" w:themeColor="text1"/>
+        <w:color w:val="000000"/>
       </w:rPr>
       <w:tblPr/>
       <w:tcPr>
@@ -11887,7 +12279,7 @@
     </w:tblStylePr>
     <w:tblStylePr w:type="firstCol">
       <w:rPr>
-        <w:color w:val="FFFFFF" w:themeColor="background1"/>
+        <w:color w:val="000000"/>
       </w:rPr>
       <w:tblPr/>
       <w:tcPr>
@@ -11896,7 +12288,7 @@
     </w:tblStylePr>
     <w:tblStylePr w:type="lastCol">
       <w:rPr>
-        <w:color w:val="FFFFFF" w:themeColor="background1"/>
+        <w:color w:val="000000"/>
       </w:rPr>
       <w:tblPr/>
       <w:tcPr>
@@ -11925,7 +12317,7 @@
       <w:spacing w:after="0" w:line="240" w:lineRule="auto"/>
     </w:pPr>
     <w:rPr>
-      <w:color w:val="000000" w:themeColor="text1"/>
+      <w:color w:val="000000"/>
     </w:rPr>
     <w:tblPr>
       <w:tblStyleRowBandSize w:val="1"/>
@@ -11958,7 +12350,7 @@
       <w:rPr>
         <w:b/>
         <w:bCs/>
-        <w:color w:val="000000" w:themeColor="text1"/>
+        <w:color w:val="000000"/>
       </w:rPr>
       <w:tblPr/>
       <w:tcPr>
@@ -11967,7 +12359,7 @@
     </w:tblStylePr>
     <w:tblStylePr w:type="firstCol">
       <w:rPr>
-        <w:color w:val="FFFFFF" w:themeColor="background1"/>
+        <w:color w:val="000000"/>
       </w:rPr>
       <w:tblPr/>
       <w:tcPr>
@@ -11976,7 +12368,7 @@
     </w:tblStylePr>
     <w:tblStylePr w:type="lastCol">
       <w:rPr>
-        <w:color w:val="FFFFFF" w:themeColor="background1"/>
+        <w:color w:val="000000"/>
       </w:rPr>
       <w:tblPr/>
       <w:tcPr>
@@ -12005,7 +12397,7 @@
       <w:spacing w:after="0" w:line="240" w:lineRule="auto"/>
     </w:pPr>
     <w:rPr>
-      <w:color w:val="000000" w:themeColor="text1"/>
+      <w:color w:val="000000"/>
     </w:rPr>
     <w:tblPr>
       <w:tblStyleRowBandSize w:val="1"/>
@@ -12038,7 +12430,7 @@
       <w:rPr>
         <w:b/>
         <w:bCs/>
-        <w:color w:val="000000" w:themeColor="text1"/>
+        <w:color w:val="000000"/>
       </w:rPr>
       <w:tblPr/>
       <w:tcPr>
@@ -12047,7 +12439,7 @@
     </w:tblStylePr>
     <w:tblStylePr w:type="firstCol">
       <w:rPr>
-        <w:color w:val="FFFFFF" w:themeColor="background1"/>
+        <w:color w:val="000000"/>
       </w:rPr>
       <w:tblPr/>
       <w:tcPr>
@@ -12056,7 +12448,7 @@
     </w:tblStylePr>
     <w:tblStylePr w:type="lastCol">
       <w:rPr>
-        <w:color w:val="FFFFFF" w:themeColor="background1"/>
+        <w:color w:val="000000"/>
       </w:rPr>
       <w:tblPr/>
       <w:tcPr>
@@ -12085,7 +12477,7 @@
       <w:spacing w:after="0" w:line="240" w:lineRule="auto"/>
     </w:pPr>
     <w:rPr>
-      <w:color w:val="000000" w:themeColor="text1"/>
+      <w:color w:val="000000"/>
     </w:rPr>
     <w:tblPr>
       <w:tblStyleRowBandSize w:val="1"/>
@@ -12118,7 +12510,7 @@
       <w:rPr>
         <w:b/>
         <w:bCs/>
-        <w:color w:val="000000" w:themeColor="text1"/>
+        <w:color w:val="000000"/>
       </w:rPr>
       <w:tblPr/>
       <w:tcPr>
@@ -12127,7 +12519,7 @@
     </w:tblStylePr>
     <w:tblStylePr w:type="firstCol">
       <w:rPr>
-        <w:color w:val="FFFFFF" w:themeColor="background1"/>
+        <w:color w:val="000000"/>
       </w:rPr>
       <w:tblPr/>
       <w:tcPr>
@@ -12136,7 +12528,7 @@
     </w:tblStylePr>
     <w:tblStylePr w:type="lastCol">
       <w:rPr>
-        <w:color w:val="FFFFFF" w:themeColor="background1"/>
+        <w:color w:val="000000"/>
       </w:rPr>
       <w:tblPr/>
       <w:tcPr>
@@ -12338,7 +12730,7 @@
       <w:rFonts w:asciiTheme="majorHAnsi" w:eastAsiaTheme="majorEastAsia" w:hAnsiTheme="majorHAnsi" w:cstheme="majorBidi"/>
       <w:b/>
       <w:bCs/>
-      <w:color w:val="365F91" w:themeColor="accent1" w:themeShade="BF"/>
+      <w:color w:val="000000"/>
       <w:sz w:val="28"/>
       <w:szCs w:val="28"/>
     </w:rPr>
@@ -12362,7 +12754,7 @@
       <w:rFonts w:asciiTheme="majorHAnsi" w:eastAsiaTheme="majorEastAsia" w:hAnsiTheme="majorHAnsi" w:cstheme="majorBidi"/>
       <w:b/>
       <w:bCs/>
-      <w:color w:val="4F81BD" w:themeColor="accent1"/>
+      <w:color w:val="000000"/>
       <w:sz w:val="26"/>
       <w:szCs w:val="26"/>
     </w:rPr>
@@ -12386,7 +12778,7 @@
       <w:rFonts w:asciiTheme="majorHAnsi" w:eastAsiaTheme="majorEastAsia" w:hAnsiTheme="majorHAnsi" w:cstheme="majorBidi"/>
       <w:b/>
       <w:bCs/>
-      <w:color w:val="4F81BD" w:themeColor="accent1"/>
+      <w:color w:val="000000"/>
     </w:rPr>
   </w:style>
   <w:style w:type="paragraph" w:styleId="Heading4">
@@ -12411,7 +12803,7 @@
       <w:bCs/>
       <w:i/>
       <w:iCs/>
-      <w:color w:val="4F81BD" w:themeColor="accent1"/>
+      <w:color w:val="000000"/>
     </w:rPr>
   </w:style>
   <w:style w:type="paragraph" w:styleId="Heading5">
@@ -12432,7 +12824,7 @@
     </w:pPr>
     <w:rPr>
       <w:rFonts w:asciiTheme="majorHAnsi" w:eastAsiaTheme="majorEastAsia" w:hAnsiTheme="majorHAnsi" w:cstheme="majorBidi"/>
-      <w:color w:val="243F60" w:themeColor="accent1" w:themeShade="7F"/>
+      <w:color w:val="000000"/>
     </w:rPr>
   </w:style>
   <w:style w:type="paragraph" w:styleId="Heading6">
@@ -12455,7 +12847,7 @@
       <w:rFonts w:asciiTheme="majorHAnsi" w:eastAsiaTheme="majorEastAsia" w:hAnsiTheme="majorHAnsi" w:cstheme="majorBidi"/>
       <w:i/>
       <w:iCs/>
-      <w:color w:val="243F60" w:themeColor="accent1" w:themeShade="7F"/>
+      <w:color w:val="000000"/>
     </w:rPr>
   </w:style>
   <w:style w:type="paragraph" w:styleId="Heading7">
@@ -12478,7 +12870,7 @@
       <w:rFonts w:asciiTheme="majorHAnsi" w:eastAsiaTheme="majorEastAsia" w:hAnsiTheme="majorHAnsi" w:cstheme="majorBidi"/>
       <w:i/>
       <w:iCs/>
-      <w:color w:val="404040" w:themeColor="text1" w:themeTint="BF"/>
+      <w:color w:val="000000"/>
     </w:rPr>
   </w:style>
   <w:style w:type="paragraph" w:styleId="Heading8">
@@ -12499,7 +12891,7 @@
     </w:pPr>
     <w:rPr>
       <w:rFonts w:asciiTheme="majorHAnsi" w:eastAsiaTheme="majorEastAsia" w:hAnsiTheme="majorHAnsi" w:cstheme="majorBidi"/>
-      <w:color w:val="4F81BD" w:themeColor="accent1"/>
+      <w:color w:val="000000"/>
       <w:sz w:val="20"/>
       <w:szCs w:val="20"/>
     </w:rPr>
@@ -12524,7 +12916,7 @@
       <w:rFonts w:asciiTheme="majorHAnsi" w:eastAsiaTheme="majorEastAsia" w:hAnsiTheme="majorHAnsi" w:cstheme="majorBidi"/>
       <w:i/>
       <w:iCs/>
-      <w:color w:val="404040" w:themeColor="text1" w:themeTint="BF"/>
+      <w:color w:val="000000"/>
       <w:sz w:val="20"/>
       <w:szCs w:val="20"/>
     </w:rPr>
@@ -12575,7 +12967,7 @@
       <w:rFonts w:asciiTheme="majorHAnsi" w:eastAsiaTheme="majorEastAsia" w:hAnsiTheme="majorHAnsi" w:cstheme="majorBidi"/>
       <w:b/>
       <w:bCs/>
-      <w:color w:val="365F91" w:themeColor="accent1" w:themeShade="BF"/>
+      <w:color w:val="000000"/>
       <w:sz w:val="28"/>
       <w:szCs w:val="28"/>
     </w:rPr>
@@ -12590,7 +12982,7 @@
       <w:rFonts w:asciiTheme="majorHAnsi" w:eastAsiaTheme="majorEastAsia" w:hAnsiTheme="majorHAnsi" w:cstheme="majorBidi"/>
       <w:b/>
       <w:bCs/>
-      <w:color w:val="4F81BD" w:themeColor="accent1"/>
+      <w:color w:val="000000"/>
       <w:sz w:val="26"/>
       <w:szCs w:val="26"/>
     </w:rPr>
@@ -12605,7 +12997,7 @@
       <w:rFonts w:asciiTheme="majorHAnsi" w:eastAsiaTheme="majorEastAsia" w:hAnsiTheme="majorHAnsi" w:cstheme="majorBidi"/>
       <w:b/>
       <w:bCs/>
-      <w:color w:val="4F81BD" w:themeColor="accent1"/>
+      <w:color w:val="000000"/>
     </w:rPr>
   </w:style>
   <w:style w:type="paragraph" w:styleId="Title">
@@ -12625,7 +13017,7 @@
     </w:pPr>
     <w:rPr>
       <w:rFonts w:asciiTheme="majorHAnsi" w:eastAsiaTheme="majorEastAsia" w:hAnsiTheme="majorHAnsi" w:cstheme="majorBidi"/>
-      <w:color w:val="17365D" w:themeColor="text2" w:themeShade="BF"/>
+      <w:color w:val="000000"/>
       <w:spacing w:val="5"/>
       <w:kern w:val="28"/>
       <w:sz w:val="52"/>
@@ -12640,7 +13032,7 @@
     <w:rsid w:val="00FC693F"/>
     <w:rPr>
       <w:rFonts w:asciiTheme="majorHAnsi" w:eastAsiaTheme="majorEastAsia" w:hAnsiTheme="majorHAnsi" w:cstheme="majorBidi"/>
-      <w:color w:val="17365D" w:themeColor="text2" w:themeShade="BF"/>
+      <w:color w:val="000000"/>
       <w:spacing w:val="5"/>
       <w:kern w:val="28"/>
       <w:sz w:val="52"/>
@@ -12664,7 +13056,7 @@
       <w:rFonts w:asciiTheme="majorHAnsi" w:eastAsiaTheme="majorEastAsia" w:hAnsiTheme="majorHAnsi" w:cstheme="majorBidi"/>
       <w:i/>
       <w:iCs/>
-      <w:color w:val="4F81BD" w:themeColor="accent1"/>
+      <w:color w:val="000000"/>
       <w:spacing w:val="15"/>
       <w:sz w:val="24"/>
       <w:szCs w:val="24"/>
@@ -12680,7 +13072,7 @@
       <w:rFonts w:asciiTheme="majorHAnsi" w:eastAsiaTheme="majorEastAsia" w:hAnsiTheme="majorHAnsi" w:cstheme="majorBidi"/>
       <w:i/>
       <w:iCs/>
-      <w:color w:val="4F81BD" w:themeColor="accent1"/>
+      <w:color w:val="000000"/>
       <w:spacing w:val="15"/>
       <w:sz w:val="24"/>
       <w:szCs w:val="24"/>
@@ -12952,7 +13344,7 @@
     <w:rPr>
       <w:i/>
       <w:iCs/>
-      <w:color w:val="000000" w:themeColor="text1"/>
+      <w:color w:val="000000"/>
     </w:rPr>
   </w:style>
   <w:style w:type="character" w:customStyle="1" w:styleId="QuoteChar">
@@ -12964,7 +13356,7 @@
     <w:rPr>
       <w:i/>
       <w:iCs/>
-      <w:color w:val="000000" w:themeColor="text1"/>
+      <w:color w:val="000000"/>
     </w:rPr>
   </w:style>
   <w:style w:type="character" w:customStyle="1" w:styleId="Heading4Char">
@@ -12980,7 +13372,7 @@
       <w:bCs/>
       <w:i/>
       <w:iCs/>
-      <w:color w:val="4F81BD" w:themeColor="accent1"/>
+      <w:color w:val="000000"/>
     </w:rPr>
   </w:style>
   <w:style w:type="character" w:customStyle="1" w:styleId="Heading5Char">
@@ -12992,7 +13384,7 @@
     <w:rsid w:val="00FC693F"/>
     <w:rPr>
       <w:rFonts w:asciiTheme="majorHAnsi" w:eastAsiaTheme="majorEastAsia" w:hAnsiTheme="majorHAnsi" w:cstheme="majorBidi"/>
-      <w:color w:val="243F60" w:themeColor="accent1" w:themeShade="7F"/>
+      <w:color w:val="000000"/>
     </w:rPr>
   </w:style>
   <w:style w:type="character" w:customStyle="1" w:styleId="Heading6Char">
@@ -13006,7 +13398,7 @@
       <w:rFonts w:asciiTheme="majorHAnsi" w:eastAsiaTheme="majorEastAsia" w:hAnsiTheme="majorHAnsi" w:cstheme="majorBidi"/>
       <w:i/>
       <w:iCs/>
-      <w:color w:val="243F60" w:themeColor="accent1" w:themeShade="7F"/>
+      <w:color w:val="000000"/>
     </w:rPr>
   </w:style>
   <w:style w:type="character" w:customStyle="1" w:styleId="Heading7Char">
@@ -13020,7 +13412,7 @@
       <w:rFonts w:asciiTheme="majorHAnsi" w:eastAsiaTheme="majorEastAsia" w:hAnsiTheme="majorHAnsi" w:cstheme="majorBidi"/>
       <w:i/>
       <w:iCs/>
-      <w:color w:val="404040" w:themeColor="text1" w:themeTint="BF"/>
+      <w:color w:val="000000"/>
     </w:rPr>
   </w:style>
   <w:style w:type="character" w:customStyle="1" w:styleId="Heading8Char">
@@ -13032,7 +13424,7 @@
     <w:rsid w:val="00FC693F"/>
     <w:rPr>
       <w:rFonts w:asciiTheme="majorHAnsi" w:eastAsiaTheme="majorEastAsia" w:hAnsiTheme="majorHAnsi" w:cstheme="majorBidi"/>
-      <w:color w:val="4F81BD" w:themeColor="accent1"/>
+      <w:color w:val="000000"/>
       <w:sz w:val="20"/>
       <w:szCs w:val="20"/>
     </w:rPr>
@@ -13048,7 +13440,7 @@
       <w:rFonts w:asciiTheme="majorHAnsi" w:eastAsiaTheme="majorEastAsia" w:hAnsiTheme="majorHAnsi" w:cstheme="majorBidi"/>
       <w:i/>
       <w:iCs/>
-      <w:color w:val="404040" w:themeColor="text1" w:themeTint="BF"/>
+      <w:color w:val="000000"/>
       <w:sz w:val="20"/>
       <w:szCs w:val="20"/>
     </w:rPr>
@@ -13068,7 +13460,7 @@
     <w:rPr>
       <w:b/>
       <w:bCs/>
-      <w:color w:val="4F81BD" w:themeColor="accent1"/>
+      <w:color w:val="000000"/>
       <w:sz w:val="18"/>
       <w:szCs w:val="18"/>
     </w:rPr>
@@ -13115,7 +13507,7 @@
       <w:bCs/>
       <w:i/>
       <w:iCs/>
-      <w:color w:val="4F81BD" w:themeColor="accent1"/>
+      <w:color w:val="000000"/>
     </w:rPr>
   </w:style>
   <w:style w:type="character" w:customStyle="1" w:styleId="IntenseQuoteChar">
@@ -13129,7 +13521,7 @@
       <w:bCs/>
       <w:i/>
       <w:iCs/>
-      <w:color w:val="4F81BD" w:themeColor="accent1"/>
+      <w:color w:val="000000"/>
     </w:rPr>
   </w:style>
   <w:style w:type="character" w:styleId="SubtleEmphasis">
@@ -13141,7 +13533,7 @@
     <w:rPr>
       <w:i/>
       <w:iCs/>
-      <w:color w:val="808080" w:themeColor="text1" w:themeTint="7F"/>
+      <w:color w:val="000000"/>
     </w:rPr>
   </w:style>
   <w:style w:type="character" w:styleId="IntenseEmphasis">
@@ -13155,7 +13547,7 @@
       <w:bCs/>
       <w:i/>
       <w:iCs/>
-      <w:color w:val="4F81BD" w:themeColor="accent1"/>
+      <w:color w:val="000000"/>
     </w:rPr>
   </w:style>
   <w:style w:type="character" w:styleId="SubtleReference">
@@ -13166,7 +13558,7 @@
     <w:rsid w:val="00FC693F"/>
     <w:rPr>
       <w:smallCaps/>
-      <w:color w:val="C0504D" w:themeColor="accent2"/>
+      <w:color w:val="000000"/>
       <w:u w:val="single"/>
     </w:rPr>
   </w:style>
@@ -13180,7 +13572,7 @@
       <w:b/>
       <w:bCs/>
       <w:smallCaps/>
-      <w:color w:val="C0504D" w:themeColor="accent2"/>
+      <w:color w:val="000000"/>
       <w:spacing w:val="5"/>
       <w:u w:val="single"/>
     </w:rPr>
@@ -13246,7 +13638,7 @@
       <w:spacing w:after="0" w:line="240" w:lineRule="auto"/>
     </w:pPr>
     <w:rPr>
-      <w:color w:val="000000" w:themeColor="text1" w:themeShade="BF"/>
+      <w:color w:val="000000"/>
     </w:rPr>
     <w:tblPr>
       <w:tblStyleRowBandSize w:val="1"/>
@@ -13349,7 +13741,7 @@
       <w:spacing w:after="0" w:line="240" w:lineRule="auto"/>
     </w:pPr>
     <w:rPr>
-      <w:color w:val="365F91" w:themeColor="accent1" w:themeShade="BF"/>
+      <w:color w:val="000000"/>
     </w:rPr>
     <w:tblPr>
       <w:tblStyleRowBandSize w:val="1"/>
@@ -13452,7 +13844,7 @@
       <w:spacing w:after="0" w:line="240" w:lineRule="auto"/>
     </w:pPr>
     <w:rPr>
-      <w:color w:val="943634" w:themeColor="accent2" w:themeShade="BF"/>
+      <w:color w:val="000000"/>
     </w:rPr>
     <w:tblPr>
       <w:tblStyleRowBandSize w:val="1"/>
@@ -13555,7 +13947,7 @@
       <w:spacing w:after="0" w:line="240" w:lineRule="auto"/>
     </w:pPr>
     <w:rPr>
-      <w:color w:val="76923C" w:themeColor="accent3" w:themeShade="BF"/>
+      <w:color w:val="000000"/>
     </w:rPr>
     <w:tblPr>
       <w:tblStyleRowBandSize w:val="1"/>
@@ -13658,7 +14050,7 @@
       <w:spacing w:after="0" w:line="240" w:lineRule="auto"/>
     </w:pPr>
     <w:rPr>
-      <w:color w:val="5F497A" w:themeColor="accent4" w:themeShade="BF"/>
+      <w:color w:val="000000"/>
     </w:rPr>
     <w:tblPr>
       <w:tblStyleRowBandSize w:val="1"/>
@@ -13761,7 +14153,7 @@
       <w:spacing w:after="0" w:line="240" w:lineRule="auto"/>
     </w:pPr>
     <w:rPr>
-      <w:color w:val="31849B" w:themeColor="accent5" w:themeShade="BF"/>
+      <w:color w:val="000000"/>
     </w:rPr>
     <w:tblPr>
       <w:tblStyleRowBandSize w:val="1"/>
@@ -13864,7 +14256,7 @@
       <w:spacing w:after="0" w:line="240" w:lineRule="auto"/>
     </w:pPr>
     <w:rPr>
-      <w:color w:val="E36C0A" w:themeColor="accent6" w:themeShade="BF"/>
+      <w:color w:val="000000"/>
     </w:rPr>
     <w:tblPr>
       <w:tblStyleRowBandSize w:val="1"/>
@@ -13990,7 +14382,7 @@
       <w:rPr>
         <w:b/>
         <w:bCs/>
-        <w:color w:val="FFFFFF" w:themeColor="background1"/>
+        <w:color w:val="000000"/>
       </w:rPr>
       <w:tblPr/>
       <w:tcPr>
@@ -14082,7 +14474,7 @@
       <w:rPr>
         <w:b/>
         <w:bCs/>
-        <w:color w:val="FFFFFF" w:themeColor="background1"/>
+        <w:color w:val="000000"/>
       </w:rPr>
       <w:tblPr/>
       <w:tcPr>
@@ -14174,7 +14566,7 @@
       <w:rPr>
         <w:b/>
         <w:bCs/>
-        <w:color w:val="FFFFFF" w:themeColor="background1"/>
+        <w:color w:val="000000"/>
       </w:rPr>
       <w:tblPr/>
       <w:tcPr>
@@ -14266,7 +14658,7 @@
       <w:rPr>
         <w:b/>
         <w:bCs/>
-        <w:color w:val="FFFFFF" w:themeColor="background1"/>
+        <w:color w:val="000000"/>
       </w:rPr>
       <w:tblPr/>
       <w:tcPr>
@@ -14358,7 +14750,7 @@
       <w:rPr>
         <w:b/>
         <w:bCs/>
-        <w:color w:val="FFFFFF" w:themeColor="background1"/>
+        <w:color w:val="000000"/>
       </w:rPr>
       <w:tblPr/>
       <w:tcPr>
@@ -14450,7 +14842,7 @@
       <w:rPr>
         <w:b/>
         <w:bCs/>
-        <w:color w:val="FFFFFF" w:themeColor="background1"/>
+        <w:color w:val="000000"/>
       </w:rPr>
       <w:tblPr/>
       <w:tcPr>
@@ -14542,7 +14934,7 @@
       <w:rPr>
         <w:b/>
         <w:bCs/>
-        <w:color w:val="FFFFFF" w:themeColor="background1"/>
+        <w:color w:val="000000"/>
       </w:rPr>
       <w:tblPr/>
       <w:tcPr>
@@ -15545,7 +15937,7 @@
       <w:rPr>
         <w:b/>
         <w:bCs/>
-        <w:color w:val="FFFFFF" w:themeColor="background1"/>
+        <w:color w:val="000000"/>
       </w:rPr>
       <w:tblPr/>
       <w:tcPr>
@@ -15651,7 +16043,7 @@
       <w:rPr>
         <w:b/>
         <w:bCs/>
-        <w:color w:val="FFFFFF" w:themeColor="background1"/>
+        <w:color w:val="000000"/>
       </w:rPr>
       <w:tblPr/>
       <w:tcPr>
@@ -15757,7 +16149,7 @@
       <w:rPr>
         <w:b/>
         <w:bCs/>
-        <w:color w:val="FFFFFF" w:themeColor="background1"/>
+        <w:color w:val="000000"/>
       </w:rPr>
       <w:tblPr/>
       <w:tcPr>
@@ -15863,7 +16255,7 @@
       <w:rPr>
         <w:b/>
         <w:bCs/>
-        <w:color w:val="FFFFFF" w:themeColor="background1"/>
+        <w:color w:val="000000"/>
       </w:rPr>
       <w:tblPr/>
       <w:tcPr>
@@ -15969,7 +16361,7 @@
       <w:rPr>
         <w:b/>
         <w:bCs/>
-        <w:color w:val="FFFFFF" w:themeColor="background1"/>
+        <w:color w:val="000000"/>
       </w:rPr>
       <w:tblPr/>
       <w:tcPr>
@@ -16075,7 +16467,7 @@
       <w:rPr>
         <w:b/>
         <w:bCs/>
-        <w:color w:val="FFFFFF" w:themeColor="background1"/>
+        <w:color w:val="000000"/>
       </w:rPr>
       <w:tblPr/>
       <w:tcPr>
@@ -16181,7 +16573,7 @@
       <w:rPr>
         <w:b/>
         <w:bCs/>
-        <w:color w:val="FFFFFF" w:themeColor="background1"/>
+        <w:color w:val="000000"/>
       </w:rPr>
       <w:tblPr/>
       <w:tcPr>
@@ -16284,7 +16676,7 @@
       <w:rPr>
         <w:b/>
         <w:bCs/>
-        <w:color w:val="FFFFFF" w:themeColor="background1"/>
+        <w:color w:val="000000"/>
       </w:rPr>
       <w:tblPr/>
       <w:tcPr>
@@ -16304,7 +16696,7 @@
         <w:spacing w:before="0" w:after="0" w:line="240" w:lineRule="auto"/>
       </w:pPr>
       <w:rPr>
-        <w:color w:val="auto"/>
+        <w:color w:val="000000"/>
       </w:rPr>
       <w:tblPr/>
       <w:tcPr>
@@ -16323,7 +16715,7 @@
       <w:rPr>
         <w:b/>
         <w:bCs/>
-        <w:color w:val="FFFFFF" w:themeColor="background1"/>
+        <w:color w:val="000000"/>
       </w:rPr>
       <w:tblPr/>
       <w:tcPr>
@@ -16342,7 +16734,7 @@
       <w:rPr>
         <w:b/>
         <w:bCs/>
-        <w:color w:val="FFFFFF" w:themeColor="background1"/>
+        <w:color w:val="000000"/>
       </w:rPr>
       <w:tblPr/>
       <w:tcPr>
@@ -16388,7 +16780,7 @@
     </w:tblStylePr>
     <w:tblStylePr w:type="nwCell">
       <w:rPr>
-        <w:color w:val="FFFFFF" w:themeColor="background1"/>
+        <w:color w:val="000000"/>
       </w:rPr>
       <w:tblPr/>
       <w:tcPr>
@@ -16433,7 +16825,7 @@
       <w:rPr>
         <w:b/>
         <w:bCs/>
-        <w:color w:val="FFFFFF" w:themeColor="background1"/>
+        <w:color w:val="000000"/>
       </w:rPr>
       <w:tblPr/>
       <w:tcPr>
@@ -16453,7 +16845,7 @@
         <w:spacing w:before="0" w:after="0" w:line="240" w:lineRule="auto"/>
       </w:pPr>
       <w:rPr>
-        <w:color w:val="auto"/>
+        <w:color w:val="000000"/>
       </w:rPr>
       <w:tblPr/>
       <w:tcPr>
@@ -16472,7 +16864,7 @@
       <w:rPr>
         <w:b/>
         <w:bCs/>
-        <w:color w:val="FFFFFF" w:themeColor="background1"/>
+        <w:color w:val="000000"/>
       </w:rPr>
       <w:tblPr/>
       <w:tcPr>
@@ -16491,7 +16883,7 @@
       <w:rPr>
         <w:b/>
         <w:bCs/>
-        <w:color w:val="FFFFFF" w:themeColor="background1"/>
+        <w:color w:val="000000"/>
       </w:rPr>
       <w:tblPr/>
       <w:tcPr>
@@ -16537,7 +16929,7 @@
     </w:tblStylePr>
     <w:tblStylePr w:type="nwCell">
       <w:rPr>
-        <w:color w:val="FFFFFF" w:themeColor="background1"/>
+        <w:color w:val="000000"/>
       </w:rPr>
       <w:tblPr/>
       <w:tcPr>
@@ -16582,7 +16974,7 @@
       <w:rPr>
         <w:b/>
         <w:bCs/>
-        <w:color w:val="FFFFFF" w:themeColor="background1"/>
+        <w:color w:val="000000"/>
       </w:rPr>
       <w:tblPr/>
       <w:tcPr>
@@ -16602,7 +16994,7 @@
         <w:spacing w:before="0" w:after="0" w:line="240" w:lineRule="auto"/>
       </w:pPr>
       <w:rPr>
-        <w:color w:val="auto"/>
+        <w:color w:val="000000"/>
       </w:rPr>
       <w:tblPr/>
       <w:tcPr>
@@ -16621,7 +17013,7 @@
       <w:rPr>
         <w:b/>
         <w:bCs/>
-        <w:color w:val="FFFFFF" w:themeColor="background1"/>
+        <w:color w:val="000000"/>
       </w:rPr>
       <w:tblPr/>
       <w:tcPr>
@@ -16640,7 +17032,7 @@
       <w:rPr>
         <w:b/>
         <w:bCs/>
-        <w:color w:val="FFFFFF" w:themeColor="background1"/>
+        <w:color w:val="000000"/>
       </w:rPr>
       <w:tblPr/>
       <w:tcPr>
@@ -16686,7 +17078,7 @@
     </w:tblStylePr>
     <w:tblStylePr w:type="nwCell">
       <w:rPr>
-        <w:color w:val="FFFFFF" w:themeColor="background1"/>
+        <w:color w:val="000000"/>
       </w:rPr>
       <w:tblPr/>
       <w:tcPr>
@@ -16731,7 +17123,7 @@
       <w:rPr>
         <w:b/>
         <w:bCs/>
-        <w:color w:val="FFFFFF" w:themeColor="background1"/>
+        <w:color w:val="000000"/>
       </w:rPr>
       <w:tblPr/>
       <w:tcPr>
@@ -16751,7 +17143,7 @@
         <w:spacing w:before="0" w:after="0" w:line="240" w:lineRule="auto"/>
       </w:pPr>
       <w:rPr>
-        <w:color w:val="auto"/>
+        <w:color w:val="000000"/>
       </w:rPr>
       <w:tblPr/>
       <w:tcPr>
@@ -16770,7 +17162,7 @@
       <w:rPr>
         <w:b/>
         <w:bCs/>
-        <w:color w:val="FFFFFF" w:themeColor="background1"/>
+        <w:color w:val="000000"/>
       </w:rPr>
       <w:tblPr/>
       <w:tcPr>
@@ -16789,7 +17181,7 @@
       <w:rPr>
         <w:b/>
         <w:bCs/>
-        <w:color w:val="FFFFFF" w:themeColor="background1"/>
+        <w:color w:val="000000"/>
       </w:rPr>
       <w:tblPr/>
       <w:tcPr>
@@ -16835,7 +17227,7 @@
     </w:tblStylePr>
     <w:tblStylePr w:type="nwCell">
       <w:rPr>
-        <w:color w:val="FFFFFF" w:themeColor="background1"/>
+        <w:color w:val="000000"/>
       </w:rPr>
       <w:tblPr/>
       <w:tcPr>
@@ -16880,7 +17272,7 @@
       <w:rPr>
         <w:b/>
         <w:bCs/>
-        <w:color w:val="FFFFFF" w:themeColor="background1"/>
+        <w:color w:val="000000"/>
       </w:rPr>
       <w:tblPr/>
       <w:tcPr>
@@ -16900,7 +17292,7 @@
         <w:spacing w:before="0" w:after="0" w:line="240" w:lineRule="auto"/>
       </w:pPr>
       <w:rPr>
-        <w:color w:val="auto"/>
+        <w:color w:val="000000"/>
       </w:rPr>
       <w:tblPr/>
       <w:tcPr>
@@ -16919,7 +17311,7 @@
       <w:rPr>
         <w:b/>
         <w:bCs/>
-        <w:color w:val="FFFFFF" w:themeColor="background1"/>
+        <w:color w:val="000000"/>
       </w:rPr>
       <w:tblPr/>
       <w:tcPr>
@@ -16938,7 +17330,7 @@
       <w:rPr>
         <w:b/>
         <w:bCs/>
-        <w:color w:val="FFFFFF" w:themeColor="background1"/>
+        <w:color w:val="000000"/>
       </w:rPr>
       <w:tblPr/>
       <w:tcPr>
@@ -16984,7 +17376,7 @@
     </w:tblStylePr>
     <w:tblStylePr w:type="nwCell">
       <w:rPr>
-        <w:color w:val="FFFFFF" w:themeColor="background1"/>
+        <w:color w:val="000000"/>
       </w:rPr>
       <w:tblPr/>
       <w:tcPr>
@@ -17029,7 +17421,7 @@
       <w:rPr>
         <w:b/>
         <w:bCs/>
-        <w:color w:val="FFFFFF" w:themeColor="background1"/>
+        <w:color w:val="000000"/>
       </w:rPr>
       <w:tblPr/>
       <w:tcPr>
@@ -17049,7 +17441,7 @@
         <w:spacing w:before="0" w:after="0" w:line="240" w:lineRule="auto"/>
       </w:pPr>
       <w:rPr>
-        <w:color w:val="auto"/>
+        <w:color w:val="000000"/>
       </w:rPr>
       <w:tblPr/>
       <w:tcPr>
@@ -17068,7 +17460,7 @@
       <w:rPr>
         <w:b/>
         <w:bCs/>
-        <w:color w:val="FFFFFF" w:themeColor="background1"/>
+        <w:color w:val="000000"/>
       </w:rPr>
       <w:tblPr/>
       <w:tcPr>
@@ -17087,7 +17479,7 @@
       <w:rPr>
         <w:b/>
         <w:bCs/>
-        <w:color w:val="FFFFFF" w:themeColor="background1"/>
+        <w:color w:val="000000"/>
       </w:rPr>
       <w:tblPr/>
       <w:tcPr>
@@ -17133,7 +17525,7 @@
     </w:tblStylePr>
     <w:tblStylePr w:type="nwCell">
       <w:rPr>
-        <w:color w:val="FFFFFF" w:themeColor="background1"/>
+        <w:color w:val="000000"/>
       </w:rPr>
       <w:tblPr/>
       <w:tcPr>
@@ -17178,7 +17570,7 @@
       <w:rPr>
         <w:b/>
         <w:bCs/>
-        <w:color w:val="FFFFFF" w:themeColor="background1"/>
+        <w:color w:val="000000"/>
       </w:rPr>
       <w:tblPr/>
       <w:tcPr>
@@ -17198,7 +17590,7 @@
         <w:spacing w:before="0" w:after="0" w:line="240" w:lineRule="auto"/>
       </w:pPr>
       <w:rPr>
-        <w:color w:val="auto"/>
+        <w:color w:val="000000"/>
       </w:rPr>
       <w:tblPr/>
       <w:tcPr>
@@ -17217,7 +17609,7 @@
       <w:rPr>
         <w:b/>
         <w:bCs/>
-        <w:color w:val="FFFFFF" w:themeColor="background1"/>
+        <w:color w:val="000000"/>
       </w:rPr>
       <w:tblPr/>
       <w:tcPr>
@@ -17236,7 +17628,7 @@
       <w:rPr>
         <w:b/>
         <w:bCs/>
-        <w:color w:val="FFFFFF" w:themeColor="background1"/>
+        <w:color w:val="000000"/>
       </w:rPr>
       <w:tblPr/>
       <w:tcPr>
@@ -17282,7 +17674,7 @@
     </w:tblStylePr>
     <w:tblStylePr w:type="nwCell">
       <w:rPr>
-        <w:color w:val="FFFFFF" w:themeColor="background1"/>
+        <w:color w:val="000000"/>
       </w:rPr>
       <w:tblPr/>
       <w:tcPr>
@@ -17306,7 +17698,7 @@
       <w:spacing w:after="0" w:line="240" w:lineRule="auto"/>
     </w:pPr>
     <w:rPr>
-      <w:color w:val="000000" w:themeColor="text1"/>
+      <w:color w:val="000000"/>
     </w:rPr>
     <w:tblPr>
       <w:tblStyleRowBandSize w:val="1"/>
@@ -17339,7 +17731,7 @@
       <w:rPr>
         <w:b/>
         <w:bCs/>
-        <w:color w:val="1F497D" w:themeColor="text2"/>
+        <w:color w:val="000000"/>
       </w:rPr>
       <w:tblPr/>
       <w:tcPr>
@@ -17390,7 +17782,7 @@
       <w:spacing w:after="0" w:line="240" w:lineRule="auto"/>
     </w:pPr>
     <w:rPr>
-      <w:color w:val="000000" w:themeColor="text1"/>
+      <w:color w:val="000000"/>
     </w:rPr>
     <w:tblPr>
       <w:tblStyleRowBandSize w:val="1"/>
@@ -17423,7 +17815,7 @@
       <w:rPr>
         <w:b/>
         <w:bCs/>
-        <w:color w:val="1F497D" w:themeColor="text2"/>
+        <w:color w:val="000000"/>
       </w:rPr>
       <w:tblPr/>
       <w:tcPr>
@@ -17474,7 +17866,7 @@
       <w:spacing w:after="0" w:line="240" w:lineRule="auto"/>
     </w:pPr>
     <w:rPr>
-      <w:color w:val="000000" w:themeColor="text1"/>
+      <w:color w:val="000000"/>
     </w:rPr>
     <w:tblPr>
       <w:tblStyleRowBandSize w:val="1"/>
@@ -17507,7 +17899,7 @@
       <w:rPr>
         <w:b/>
         <w:bCs/>
-        <w:color w:val="1F497D" w:themeColor="text2"/>
+        <w:color w:val="000000"/>
       </w:rPr>
       <w:tblPr/>
       <w:tcPr>
@@ -17558,7 +17950,7 @@
       <w:spacing w:after="0" w:line="240" w:lineRule="auto"/>
     </w:pPr>
     <w:rPr>
-      <w:color w:val="000000" w:themeColor="text1"/>
+      <w:color w:val="000000"/>
     </w:rPr>
     <w:tblPr>
       <w:tblStyleRowBandSize w:val="1"/>
@@ -17591,7 +17983,7 @@
       <w:rPr>
         <w:b/>
         <w:bCs/>
-        <w:color w:val="1F497D" w:themeColor="text2"/>
+        <w:color w:val="000000"/>
       </w:rPr>
       <w:tblPr/>
       <w:tcPr>
@@ -17642,7 +18034,7 @@
       <w:spacing w:after="0" w:line="240" w:lineRule="auto"/>
     </w:pPr>
     <w:rPr>
-      <w:color w:val="000000" w:themeColor="text1"/>
+      <w:color w:val="000000"/>
     </w:rPr>
     <w:tblPr>
       <w:tblStyleRowBandSize w:val="1"/>
@@ -17675,7 +18067,7 @@
       <w:rPr>
         <w:b/>
         <w:bCs/>
-        <w:color w:val="1F497D" w:themeColor="text2"/>
+        <w:color w:val="000000"/>
       </w:rPr>
       <w:tblPr/>
       <w:tcPr>
@@ -17726,7 +18118,7 @@
       <w:spacing w:after="0" w:line="240" w:lineRule="auto"/>
     </w:pPr>
     <w:rPr>
-      <w:color w:val="000000" w:themeColor="text1"/>
+      <w:color w:val="000000"/>
     </w:rPr>
     <w:tblPr>
       <w:tblStyleRowBandSize w:val="1"/>
@@ -17759,7 +18151,7 @@
       <w:rPr>
         <w:b/>
         <w:bCs/>
-        <w:color w:val="1F497D" w:themeColor="text2"/>
+        <w:color w:val="000000"/>
       </w:rPr>
       <w:tblPr/>
       <w:tcPr>
@@ -17810,7 +18202,7 @@
       <w:spacing w:after="0" w:line="240" w:lineRule="auto"/>
     </w:pPr>
     <w:rPr>
-      <w:color w:val="000000" w:themeColor="text1"/>
+      <w:color w:val="000000"/>
     </w:rPr>
     <w:tblPr>
       <w:tblStyleRowBandSize w:val="1"/>
@@ -17843,7 +18235,7 @@
       <w:rPr>
         <w:b/>
         <w:bCs/>
-        <w:color w:val="1F497D" w:themeColor="text2"/>
+        <w:color w:val="000000"/>
       </w:rPr>
       <w:tblPr/>
       <w:tcPr>
@@ -17895,7 +18287,7 @@
     </w:pPr>
     <w:rPr>
       <w:rFonts w:asciiTheme="majorHAnsi" w:eastAsiaTheme="majorEastAsia" w:hAnsiTheme="majorHAnsi" w:cstheme="majorBidi"/>
-      <w:color w:val="000000" w:themeColor="text1"/>
+      <w:color w:val="000000"/>
     </w:rPr>
     <w:tblPr>
       <w:tblStyleRowBandSize w:val="1"/>
@@ -18023,7 +18415,7 @@
     </w:pPr>
     <w:rPr>
       <w:rFonts w:asciiTheme="majorHAnsi" w:eastAsiaTheme="majorEastAsia" w:hAnsiTheme="majorHAnsi" w:cstheme="majorBidi"/>
-      <w:color w:val="000000" w:themeColor="text1"/>
+      <w:color w:val="000000"/>
     </w:rPr>
     <w:tblPr>
       <w:tblStyleRowBandSize w:val="1"/>
@@ -18151,7 +18543,7 @@
     </w:pPr>
     <w:rPr>
       <w:rFonts w:asciiTheme="majorHAnsi" w:eastAsiaTheme="majorEastAsia" w:hAnsiTheme="majorHAnsi" w:cstheme="majorBidi"/>
-      <w:color w:val="000000" w:themeColor="text1"/>
+      <w:color w:val="000000"/>
     </w:rPr>
     <w:tblPr>
       <w:tblStyleRowBandSize w:val="1"/>
@@ -18279,7 +18671,7 @@
     </w:pPr>
     <w:rPr>
       <w:rFonts w:asciiTheme="majorHAnsi" w:eastAsiaTheme="majorEastAsia" w:hAnsiTheme="majorHAnsi" w:cstheme="majorBidi"/>
-      <w:color w:val="000000" w:themeColor="text1"/>
+      <w:color w:val="000000"/>
     </w:rPr>
     <w:tblPr>
       <w:tblStyleRowBandSize w:val="1"/>
@@ -18407,7 +18799,7 @@
     </w:pPr>
     <w:rPr>
       <w:rFonts w:asciiTheme="majorHAnsi" w:eastAsiaTheme="majorEastAsia" w:hAnsiTheme="majorHAnsi" w:cstheme="majorBidi"/>
-      <w:color w:val="000000" w:themeColor="text1"/>
+      <w:color w:val="000000"/>
     </w:rPr>
     <w:tblPr>
       <w:tblStyleRowBandSize w:val="1"/>
@@ -18535,7 +18927,7 @@
     </w:pPr>
     <w:rPr>
       <w:rFonts w:asciiTheme="majorHAnsi" w:eastAsiaTheme="majorEastAsia" w:hAnsiTheme="majorHAnsi" w:cstheme="majorBidi"/>
-      <w:color w:val="000000" w:themeColor="text1"/>
+      <w:color w:val="000000"/>
     </w:rPr>
     <w:tblPr>
       <w:tblStyleRowBandSize w:val="1"/>
@@ -18663,7 +19055,7 @@
     </w:pPr>
     <w:rPr>
       <w:rFonts w:asciiTheme="majorHAnsi" w:eastAsiaTheme="majorEastAsia" w:hAnsiTheme="majorHAnsi" w:cstheme="majorBidi"/>
-      <w:color w:val="000000" w:themeColor="text1"/>
+      <w:color w:val="000000"/>
     </w:rPr>
     <w:tblPr>
       <w:tblStyleRowBandSize w:val="1"/>
@@ -19302,7 +19694,7 @@
     </w:pPr>
     <w:rPr>
       <w:rFonts w:asciiTheme="majorHAnsi" w:eastAsiaTheme="majorEastAsia" w:hAnsiTheme="majorHAnsi" w:cstheme="majorBidi"/>
-      <w:color w:val="000000" w:themeColor="text1"/>
+      <w:color w:val="000000"/>
     </w:rPr>
     <w:tblPr>
       <w:tblStyleRowBandSize w:val="1"/>
@@ -19330,7 +19722,7 @@
       <w:rPr>
         <w:b/>
         <w:bCs/>
-        <w:color w:val="000000" w:themeColor="text1"/>
+        <w:color w:val="000000"/>
       </w:rPr>
       <w:tblPr/>
       <w:tcPr>
@@ -19341,7 +19733,7 @@
       <w:rPr>
         <w:b/>
         <w:bCs/>
-        <w:color w:val="000000" w:themeColor="text1"/>
+        <w:color w:val="000000"/>
       </w:rPr>
       <w:tblPr/>
       <w:tcPr>
@@ -19360,7 +19752,7 @@
       <w:rPr>
         <w:b/>
         <w:bCs/>
-        <w:color w:val="000000" w:themeColor="text1"/>
+        <w:color w:val="000000"/>
       </w:rPr>
       <w:tblPr/>
       <w:tcPr>
@@ -19379,7 +19771,7 @@
       <w:rPr>
         <w:b w:val="0"/>
         <w:bCs w:val="0"/>
-        <w:color w:val="000000" w:themeColor="text1"/>
+        <w:color w:val="000000"/>
       </w:rPr>
       <w:tblPr/>
       <w:tcPr>
@@ -19427,7 +19819,7 @@
     </w:pPr>
     <w:rPr>
       <w:rFonts w:asciiTheme="majorHAnsi" w:eastAsiaTheme="majorEastAsia" w:hAnsiTheme="majorHAnsi" w:cstheme="majorBidi"/>
-      <w:color w:val="000000" w:themeColor="text1"/>
+      <w:color w:val="000000"/>
     </w:rPr>
     <w:tblPr>
       <w:tblStyleRowBandSize w:val="1"/>
@@ -19455,7 +19847,7 @@
       <w:rPr>
         <w:b/>
         <w:bCs/>
-        <w:color w:val="000000" w:themeColor="text1"/>
+        <w:color w:val="000000"/>
       </w:rPr>
       <w:tblPr/>
       <w:tcPr>
@@ -19466,7 +19858,7 @@
       <w:rPr>
         <w:b/>
         <w:bCs/>
-        <w:color w:val="000000" w:themeColor="text1"/>
+        <w:color w:val="000000"/>
       </w:rPr>
       <w:tblPr/>
       <w:tcPr>
@@ -19485,7 +19877,7 @@
       <w:rPr>
         <w:b/>
         <w:bCs/>
-        <w:color w:val="000000" w:themeColor="text1"/>
+        <w:color w:val="000000"/>
       </w:rPr>
       <w:tblPr/>
       <w:tcPr>
@@ -19504,7 +19896,7 @@
       <w:rPr>
         <w:b w:val="0"/>
         <w:bCs w:val="0"/>
-        <w:color w:val="000000" w:themeColor="text1"/>
+        <w:color w:val="000000"/>
       </w:rPr>
       <w:tblPr/>
       <w:tcPr>
@@ -19552,7 +19944,7 @@
     </w:pPr>
     <w:rPr>
       <w:rFonts w:asciiTheme="majorHAnsi" w:eastAsiaTheme="majorEastAsia" w:hAnsiTheme="majorHAnsi" w:cstheme="majorBidi"/>
-      <w:color w:val="000000" w:themeColor="text1"/>
+      <w:color w:val="000000"/>
     </w:rPr>
     <w:tblPr>
       <w:tblStyleRowBandSize w:val="1"/>
@@ -19580,7 +19972,7 @@
       <w:rPr>
         <w:b/>
         <w:bCs/>
-        <w:color w:val="000000" w:themeColor="text1"/>
+        <w:color w:val="000000"/>
       </w:rPr>
       <w:tblPr/>
       <w:tcPr>
@@ -19591,7 +19983,7 @@
       <w:rPr>
         <w:b/>
         <w:bCs/>
-        <w:color w:val="000000" w:themeColor="text1"/>
+        <w:color w:val="000000"/>
       </w:rPr>
       <w:tblPr/>
       <w:tcPr>
@@ -19610,7 +20002,7 @@
       <w:rPr>
         <w:b/>
         <w:bCs/>
-        <w:color w:val="000000" w:themeColor="text1"/>
+        <w:color w:val="000000"/>
       </w:rPr>
       <w:tblPr/>
       <w:tcPr>
@@ -19629,7 +20021,7 @@
       <w:rPr>
         <w:b w:val="0"/>
         <w:bCs w:val="0"/>
-        <w:color w:val="000000" w:themeColor="text1"/>
+        <w:color w:val="000000"/>
       </w:rPr>
       <w:tblPr/>
       <w:tcPr>
@@ -19677,7 +20069,7 @@
     </w:pPr>
     <w:rPr>
       <w:rFonts w:asciiTheme="majorHAnsi" w:eastAsiaTheme="majorEastAsia" w:hAnsiTheme="majorHAnsi" w:cstheme="majorBidi"/>
-      <w:color w:val="000000" w:themeColor="text1"/>
+      <w:color w:val="000000"/>
     </w:rPr>
     <w:tblPr>
       <w:tblStyleRowBandSize w:val="1"/>
@@ -19705,7 +20097,7 @@
       <w:rPr>
         <w:b/>
         <w:bCs/>
-        <w:color w:val="000000" w:themeColor="text1"/>
+        <w:color w:val="000000"/>
       </w:rPr>
       <w:tblPr/>
       <w:tcPr>
@@ -19716,7 +20108,7 @@
       <w:rPr>
         <w:b/>
         <w:bCs/>
-        <w:color w:val="000000" w:themeColor="text1"/>
+        <w:color w:val="000000"/>
       </w:rPr>
       <w:tblPr/>
       <w:tcPr>
@@ -19735,7 +20127,7 @@
       <w:rPr>
         <w:b/>
         <w:bCs/>
-        <w:color w:val="000000" w:themeColor="text1"/>
+        <w:color w:val="000000"/>
       </w:rPr>
       <w:tblPr/>
       <w:tcPr>
@@ -19754,7 +20146,7 @@
       <w:rPr>
         <w:b w:val="0"/>
         <w:bCs w:val="0"/>
-        <w:color w:val="000000" w:themeColor="text1"/>
+        <w:color w:val="000000"/>
       </w:rPr>
       <w:tblPr/>
       <w:tcPr>
@@ -19802,7 +20194,7 @@
     </w:pPr>
     <w:rPr>
       <w:rFonts w:asciiTheme="majorHAnsi" w:eastAsiaTheme="majorEastAsia" w:hAnsiTheme="majorHAnsi" w:cstheme="majorBidi"/>
-      <w:color w:val="000000" w:themeColor="text1"/>
+      <w:color w:val="000000"/>
     </w:rPr>
     <w:tblPr>
       <w:tblStyleRowBandSize w:val="1"/>
@@ -19830,7 +20222,7 @@
       <w:rPr>
         <w:b/>
         <w:bCs/>
-        <w:color w:val="000000" w:themeColor="text1"/>
+        <w:color w:val="000000"/>
       </w:rPr>
       <w:tblPr/>
       <w:tcPr>
@@ -19841,7 +20233,7 @@
       <w:rPr>
         <w:b/>
         <w:bCs/>
-        <w:color w:val="000000" w:themeColor="text1"/>
+        <w:color w:val="000000"/>
       </w:rPr>
       <w:tblPr/>
       <w:tcPr>
@@ -19860,7 +20252,7 @@
       <w:rPr>
         <w:b/>
         <w:bCs/>
-        <w:color w:val="000000" w:themeColor="text1"/>
+        <w:color w:val="000000"/>
       </w:rPr>
       <w:tblPr/>
       <w:tcPr>
@@ -19879,7 +20271,7 @@
       <w:rPr>
         <w:b w:val="0"/>
         <w:bCs w:val="0"/>
-        <w:color w:val="000000" w:themeColor="text1"/>
+        <w:color w:val="000000"/>
       </w:rPr>
       <w:tblPr/>
       <w:tcPr>
@@ -19927,7 +20319,7 @@
     </w:pPr>
     <w:rPr>
       <w:rFonts w:asciiTheme="majorHAnsi" w:eastAsiaTheme="majorEastAsia" w:hAnsiTheme="majorHAnsi" w:cstheme="majorBidi"/>
-      <w:color w:val="000000" w:themeColor="text1"/>
+      <w:color w:val="000000"/>
     </w:rPr>
     <w:tblPr>
       <w:tblStyleRowBandSize w:val="1"/>
@@ -19955,7 +20347,7 @@
       <w:rPr>
         <w:b/>
         <w:bCs/>
-        <w:color w:val="000000" w:themeColor="text1"/>
+        <w:color w:val="000000"/>
       </w:rPr>
       <w:tblPr/>
       <w:tcPr>
@@ -19966,7 +20358,7 @@
       <w:rPr>
         <w:b/>
         <w:bCs/>
-        <w:color w:val="000000" w:themeColor="text1"/>
+        <w:color w:val="000000"/>
       </w:rPr>
       <w:tblPr/>
       <w:tcPr>
@@ -19985,7 +20377,7 @@
       <w:rPr>
         <w:b/>
         <w:bCs/>
-        <w:color w:val="000000" w:themeColor="text1"/>
+        <w:color w:val="000000"/>
       </w:rPr>
       <w:tblPr/>
       <w:tcPr>
@@ -20004,7 +20396,7 @@
       <w:rPr>
         <w:b w:val="0"/>
         <w:bCs w:val="0"/>
-        <w:color w:val="000000" w:themeColor="text1"/>
+        <w:color w:val="000000"/>
       </w:rPr>
       <w:tblPr/>
       <w:tcPr>
@@ -20052,7 +20444,7 @@
     </w:pPr>
     <w:rPr>
       <w:rFonts w:asciiTheme="majorHAnsi" w:eastAsiaTheme="majorEastAsia" w:hAnsiTheme="majorHAnsi" w:cstheme="majorBidi"/>
-      <w:color w:val="000000" w:themeColor="text1"/>
+      <w:color w:val="000000"/>
     </w:rPr>
     <w:tblPr>
       <w:tblStyleRowBandSize w:val="1"/>
@@ -20080,7 +20472,7 @@
       <w:rPr>
         <w:b/>
         <w:bCs/>
-        <w:color w:val="000000" w:themeColor="text1"/>
+        <w:color w:val="000000"/>
       </w:rPr>
       <w:tblPr/>
       <w:tcPr>
@@ -20091,7 +20483,7 @@
       <w:rPr>
         <w:b/>
         <w:bCs/>
-        <w:color w:val="000000" w:themeColor="text1"/>
+        <w:color w:val="000000"/>
       </w:rPr>
       <w:tblPr/>
       <w:tcPr>
@@ -20110,7 +20502,7 @@
       <w:rPr>
         <w:b/>
         <w:bCs/>
-        <w:color w:val="000000" w:themeColor="text1"/>
+        <w:color w:val="000000"/>
       </w:rPr>
       <w:tblPr/>
       <w:tcPr>
@@ -20129,7 +20521,7 @@
       <w:rPr>
         <w:b w:val="0"/>
         <w:bCs w:val="0"/>
-        <w:color w:val="000000" w:themeColor="text1"/>
+        <w:color w:val="000000"/>
       </w:rPr>
       <w:tblPr/>
       <w:tcPr>
@@ -20203,7 +20595,7 @@
         <w:bCs/>
         <w:i w:val="0"/>
         <w:iCs w:val="0"/>
-        <w:color w:val="FFFFFF" w:themeColor="background1"/>
+        <w:color w:val="000000"/>
       </w:rPr>
       <w:tblPr/>
       <w:tcPr>
@@ -20224,7 +20616,7 @@
         <w:bCs/>
         <w:i w:val="0"/>
         <w:iCs w:val="0"/>
-        <w:color w:val="FFFFFF" w:themeColor="background1"/>
+        <w:color w:val="000000"/>
       </w:rPr>
       <w:tblPr/>
       <w:tcPr>
@@ -20245,7 +20637,7 @@
         <w:bCs/>
         <w:i w:val="0"/>
         <w:iCs w:val="0"/>
-        <w:color w:val="FFFFFF" w:themeColor="background1"/>
+        <w:color w:val="000000"/>
       </w:rPr>
       <w:tblPr/>
       <w:tcPr>
@@ -20264,7 +20656,7 @@
         <w:bCs/>
         <w:i w:val="0"/>
         <w:iCs w:val="0"/>
-        <w:color w:val="FFFFFF" w:themeColor="background1"/>
+        <w:color w:val="000000"/>
       </w:rPr>
       <w:tblPr/>
       <w:tcPr>
@@ -20344,7 +20736,7 @@
         <w:bCs/>
         <w:i w:val="0"/>
         <w:iCs w:val="0"/>
-        <w:color w:val="FFFFFF" w:themeColor="background1"/>
+        <w:color w:val="000000"/>
       </w:rPr>
       <w:tblPr/>
       <w:tcPr>
@@ -20365,7 +20757,7 @@
         <w:bCs/>
         <w:i w:val="0"/>
         <w:iCs w:val="0"/>
-        <w:color w:val="FFFFFF" w:themeColor="background1"/>
+        <w:color w:val="000000"/>
       </w:rPr>
       <w:tblPr/>
       <w:tcPr>
@@ -20386,7 +20778,7 @@
         <w:bCs/>
         <w:i w:val="0"/>
         <w:iCs w:val="0"/>
-        <w:color w:val="FFFFFF" w:themeColor="background1"/>
+        <w:color w:val="000000"/>
       </w:rPr>
       <w:tblPr/>
       <w:tcPr>
@@ -20405,7 +20797,7 @@
         <w:bCs/>
         <w:i w:val="0"/>
         <w:iCs w:val="0"/>
-        <w:color w:val="FFFFFF" w:themeColor="background1"/>
+        <w:color w:val="000000"/>
       </w:rPr>
       <w:tblPr/>
       <w:tcPr>
@@ -20485,7 +20877,7 @@
         <w:bCs/>
         <w:i w:val="0"/>
         <w:iCs w:val="0"/>
-        <w:color w:val="FFFFFF" w:themeColor="background1"/>
+        <w:color w:val="000000"/>
       </w:rPr>
       <w:tblPr/>
       <w:tcPr>
@@ -20506,7 +20898,7 @@
         <w:bCs/>
         <w:i w:val="0"/>
         <w:iCs w:val="0"/>
-        <w:color w:val="FFFFFF" w:themeColor="background1"/>
+        <w:color w:val="000000"/>
       </w:rPr>
       <w:tblPr/>
       <w:tcPr>
@@ -20527,7 +20919,7 @@
         <w:bCs/>
         <w:i w:val="0"/>
         <w:iCs w:val="0"/>
-        <w:color w:val="FFFFFF" w:themeColor="background1"/>
+        <w:color w:val="000000"/>
       </w:rPr>
       <w:tblPr/>
       <w:tcPr>
@@ -20546,7 +20938,7 @@
         <w:bCs/>
         <w:i w:val="0"/>
         <w:iCs w:val="0"/>
-        <w:color w:val="FFFFFF" w:themeColor="background1"/>
+        <w:color w:val="000000"/>
       </w:rPr>
       <w:tblPr/>
       <w:tcPr>
@@ -20626,7 +21018,7 @@
         <w:bCs/>
         <w:i w:val="0"/>
         <w:iCs w:val="0"/>
-        <w:color w:val="FFFFFF" w:themeColor="background1"/>
+        <w:color w:val="000000"/>
       </w:rPr>
       <w:tblPr/>
       <w:tcPr>
@@ -20647,7 +21039,7 @@
         <w:bCs/>
         <w:i w:val="0"/>
         <w:iCs w:val="0"/>
-        <w:color w:val="FFFFFF" w:themeColor="background1"/>
+        <w:color w:val="000000"/>
       </w:rPr>
       <w:tblPr/>
       <w:tcPr>
@@ -20668,7 +21060,7 @@
         <w:bCs/>
         <w:i w:val="0"/>
         <w:iCs w:val="0"/>
-        <w:color w:val="FFFFFF" w:themeColor="background1"/>
+        <w:color w:val="000000"/>
       </w:rPr>
       <w:tblPr/>
       <w:tcPr>
@@ -20687,7 +21079,7 @@
         <w:bCs/>
         <w:i w:val="0"/>
         <w:iCs w:val="0"/>
-        <w:color w:val="FFFFFF" w:themeColor="background1"/>
+        <w:color w:val="000000"/>
       </w:rPr>
       <w:tblPr/>
       <w:tcPr>
@@ -20767,7 +21159,7 @@
         <w:bCs/>
         <w:i w:val="0"/>
         <w:iCs w:val="0"/>
-        <w:color w:val="FFFFFF" w:themeColor="background1"/>
+        <w:color w:val="000000"/>
       </w:rPr>
       <w:tblPr/>
       <w:tcPr>
@@ -20788,7 +21180,7 @@
         <w:bCs/>
         <w:i w:val="0"/>
         <w:iCs w:val="0"/>
-        <w:color w:val="FFFFFF" w:themeColor="background1"/>
+        <w:color w:val="000000"/>
       </w:rPr>
       <w:tblPr/>
       <w:tcPr>
@@ -20809,7 +21201,7 @@
         <w:bCs/>
         <w:i w:val="0"/>
         <w:iCs w:val="0"/>
-        <w:color w:val="FFFFFF" w:themeColor="background1"/>
+        <w:color w:val="000000"/>
       </w:rPr>
       <w:tblPr/>
       <w:tcPr>
@@ -20828,7 +21220,7 @@
         <w:bCs/>
         <w:i w:val="0"/>
         <w:iCs w:val="0"/>
-        <w:color w:val="FFFFFF" w:themeColor="background1"/>
+        <w:color w:val="000000"/>
       </w:rPr>
       <w:tblPr/>
       <w:tcPr>
@@ -20908,7 +21300,7 @@
         <w:bCs/>
         <w:i w:val="0"/>
         <w:iCs w:val="0"/>
-        <w:color w:val="FFFFFF" w:themeColor="background1"/>
+        <w:color w:val="000000"/>
       </w:rPr>
       <w:tblPr/>
       <w:tcPr>
@@ -20929,7 +21321,7 @@
         <w:bCs/>
         <w:i w:val="0"/>
         <w:iCs w:val="0"/>
-        <w:color w:val="FFFFFF" w:themeColor="background1"/>
+        <w:color w:val="000000"/>
       </w:rPr>
       <w:tblPr/>
       <w:tcPr>
@@ -20950,7 +21342,7 @@
         <w:bCs/>
         <w:i w:val="0"/>
         <w:iCs w:val="0"/>
-        <w:color w:val="FFFFFF" w:themeColor="background1"/>
+        <w:color w:val="000000"/>
       </w:rPr>
       <w:tblPr/>
       <w:tcPr>
@@ -20969,7 +21361,7 @@
         <w:bCs/>
         <w:i w:val="0"/>
         <w:iCs w:val="0"/>
-        <w:color w:val="FFFFFF" w:themeColor="background1"/>
+        <w:color w:val="000000"/>
       </w:rPr>
       <w:tblPr/>
       <w:tcPr>
@@ -21049,7 +21441,7 @@
         <w:bCs/>
         <w:i w:val="0"/>
         <w:iCs w:val="0"/>
-        <w:color w:val="FFFFFF" w:themeColor="background1"/>
+        <w:color w:val="000000"/>
       </w:rPr>
       <w:tblPr/>
       <w:tcPr>
@@ -21070,7 +21462,7 @@
         <w:bCs/>
         <w:i w:val="0"/>
         <w:iCs w:val="0"/>
-        <w:color w:val="FFFFFF" w:themeColor="background1"/>
+        <w:color w:val="000000"/>
       </w:rPr>
       <w:tblPr/>
       <w:tcPr>
@@ -21091,7 +21483,7 @@
         <w:bCs/>
         <w:i w:val="0"/>
         <w:iCs w:val="0"/>
-        <w:color w:val="FFFFFF" w:themeColor="background1"/>
+        <w:color w:val="000000"/>
       </w:rPr>
       <w:tblPr/>
       <w:tcPr>
@@ -21110,7 +21502,7 @@
         <w:bCs/>
         <w:i w:val="0"/>
         <w:iCs w:val="0"/>
-        <w:color w:val="FFFFFF" w:themeColor="background1"/>
+        <w:color w:val="000000"/>
       </w:rPr>
       <w:tblPr/>
       <w:tcPr>
@@ -21163,7 +21555,7 @@
       <w:spacing w:after="0" w:line="240" w:lineRule="auto"/>
     </w:pPr>
     <w:rPr>
-      <w:color w:val="FFFFFF" w:themeColor="background1"/>
+      <w:color w:val="000000"/>
     </w:rPr>
     <w:tblPr>
       <w:tblStyleRowBandSize w:val="1"/>
@@ -21277,7 +21669,7 @@
       <w:spacing w:after="0" w:line="240" w:lineRule="auto"/>
     </w:pPr>
     <w:rPr>
-      <w:color w:val="FFFFFF" w:themeColor="background1"/>
+      <w:color w:val="000000"/>
     </w:rPr>
     <w:tblPr>
       <w:tblStyleRowBandSize w:val="1"/>
@@ -21391,7 +21783,7 @@
       <w:spacing w:after="0" w:line="240" w:lineRule="auto"/>
     </w:pPr>
     <w:rPr>
-      <w:color w:val="FFFFFF" w:themeColor="background1"/>
+      <w:color w:val="000000"/>
     </w:rPr>
     <w:tblPr>
       <w:tblStyleRowBandSize w:val="1"/>
@@ -21505,7 +21897,7 @@
       <w:spacing w:after="0" w:line="240" w:lineRule="auto"/>
     </w:pPr>
     <w:rPr>
-      <w:color w:val="FFFFFF" w:themeColor="background1"/>
+      <w:color w:val="000000"/>
     </w:rPr>
     <w:tblPr>
       <w:tblStyleRowBandSize w:val="1"/>
@@ -21619,7 +22011,7 @@
       <w:spacing w:after="0" w:line="240" w:lineRule="auto"/>
     </w:pPr>
     <w:rPr>
-      <w:color w:val="FFFFFF" w:themeColor="background1"/>
+      <w:color w:val="000000"/>
     </w:rPr>
     <w:tblPr>
       <w:tblStyleRowBandSize w:val="1"/>
@@ -21733,7 +22125,7 @@
       <w:spacing w:after="0" w:line="240" w:lineRule="auto"/>
     </w:pPr>
     <w:rPr>
-      <w:color w:val="FFFFFF" w:themeColor="background1"/>
+      <w:color w:val="000000"/>
     </w:rPr>
     <w:tblPr>
       <w:tblStyleRowBandSize w:val="1"/>
@@ -21847,7 +22239,7 @@
       <w:spacing w:after="0" w:line="240" w:lineRule="auto"/>
     </w:pPr>
     <w:rPr>
-      <w:color w:val="FFFFFF" w:themeColor="background1"/>
+      <w:color w:val="000000"/>
     </w:rPr>
     <w:tblPr>
       <w:tblStyleRowBandSize w:val="1"/>
@@ -21961,7 +22353,7 @@
       <w:spacing w:after="0" w:line="240" w:lineRule="auto"/>
     </w:pPr>
     <w:rPr>
-      <w:color w:val="000000" w:themeColor="text1"/>
+      <w:color w:val="000000"/>
     </w:rPr>
     <w:tblPr>
       <w:tblStyleRowBandSize w:val="1"/>
@@ -22007,7 +22399,7 @@
       <w:rPr>
         <w:b/>
         <w:bCs/>
-        <w:color w:val="FFFFFF" w:themeColor="background1"/>
+        <w:color w:val="000000"/>
       </w:rPr>
       <w:tblPr/>
       <w:tcPr>
@@ -22019,7 +22411,7 @@
     </w:tblStylePr>
     <w:tblStylePr w:type="firstCol">
       <w:rPr>
-        <w:color w:val="FFFFFF" w:themeColor="background1"/>
+        <w:color w:val="000000"/>
       </w:rPr>
       <w:tblPr/>
       <w:tcPr>
@@ -22036,7 +22428,7 @@
     </w:tblStylePr>
     <w:tblStylePr w:type="lastCol">
       <w:rPr>
-        <w:color w:val="FFFFFF" w:themeColor="background1"/>
+        <w:color w:val="000000"/>
       </w:rPr>
       <w:tblPr/>
       <w:tcPr>
@@ -22065,12 +22457,12 @@
     </w:tblStylePr>
     <w:tblStylePr w:type="neCell">
       <w:rPr>
-        <w:color w:val="000000" w:themeColor="text1"/>
+        <w:color w:val="000000"/>
       </w:rPr>
     </w:tblStylePr>
     <w:tblStylePr w:type="nwCell">
       <w:rPr>
-        <w:color w:val="000000" w:themeColor="text1"/>
+        <w:color w:val="000000"/>
       </w:rPr>
     </w:tblStylePr>
   </w:style>
@@ -22083,7 +22475,7 @@
       <w:spacing w:after="0" w:line="240" w:lineRule="auto"/>
     </w:pPr>
     <w:rPr>
-      <w:color w:val="000000" w:themeColor="text1"/>
+      <w:color w:val="000000"/>
     </w:rPr>
     <w:tblPr>
       <w:tblStyleRowBandSize w:val="1"/>
@@ -22129,7 +22521,7 @@
       <w:rPr>
         <w:b/>
         <w:bCs/>
-        <w:color w:val="FFFFFF" w:themeColor="background1"/>
+        <w:color w:val="000000"/>
       </w:rPr>
       <w:tblPr/>
       <w:tcPr>
@@ -22141,7 +22533,7 @@
     </w:tblStylePr>
     <w:tblStylePr w:type="firstCol">
       <w:rPr>
-        <w:color w:val="FFFFFF" w:themeColor="background1"/>
+        <w:color w:val="000000"/>
       </w:rPr>
       <w:tblPr/>
       <w:tcPr>
@@ -22158,7 +22550,7 @@
     </w:tblStylePr>
     <w:tblStylePr w:type="lastCol">
       <w:rPr>
-        <w:color w:val="FFFFFF" w:themeColor="background1"/>
+        <w:color w:val="000000"/>
       </w:rPr>
       <w:tblPr/>
       <w:tcPr>
@@ -22187,12 +22579,12 @@
     </w:tblStylePr>
     <w:tblStylePr w:type="neCell">
       <w:rPr>
-        <w:color w:val="000000" w:themeColor="text1"/>
+        <w:color w:val="000000"/>
       </w:rPr>
     </w:tblStylePr>
     <w:tblStylePr w:type="nwCell">
       <w:rPr>
-        <w:color w:val="000000" w:themeColor="text1"/>
+        <w:color w:val="000000"/>
       </w:rPr>
     </w:tblStylePr>
   </w:style>
@@ -22205,7 +22597,7 @@
       <w:spacing w:after="0" w:line="240" w:lineRule="auto"/>
     </w:pPr>
     <w:rPr>
-      <w:color w:val="000000" w:themeColor="text1"/>
+      <w:color w:val="000000"/>
     </w:rPr>
     <w:tblPr>
       <w:tblStyleRowBandSize w:val="1"/>
@@ -22251,7 +22643,7 @@
       <w:rPr>
         <w:b/>
         <w:bCs/>
-        <w:color w:val="FFFFFF" w:themeColor="background1"/>
+        <w:color w:val="000000"/>
       </w:rPr>
       <w:tblPr/>
       <w:tcPr>
@@ -22263,7 +22655,7 @@
     </w:tblStylePr>
     <w:tblStylePr w:type="firstCol">
       <w:rPr>
-        <w:color w:val="FFFFFF" w:themeColor="background1"/>
+        <w:color w:val="000000"/>
       </w:rPr>
       <w:tblPr/>
       <w:tcPr>
@@ -22280,7 +22672,7 @@
     </w:tblStylePr>
     <w:tblStylePr w:type="lastCol">
       <w:rPr>
-        <w:color w:val="FFFFFF" w:themeColor="background1"/>
+        <w:color w:val="000000"/>
       </w:rPr>
       <w:tblPr/>
       <w:tcPr>
@@ -22309,12 +22701,12 @@
     </w:tblStylePr>
     <w:tblStylePr w:type="neCell">
       <w:rPr>
-        <w:color w:val="000000" w:themeColor="text1"/>
+        <w:color w:val="000000"/>
       </w:rPr>
     </w:tblStylePr>
     <w:tblStylePr w:type="nwCell">
       <w:rPr>
-        <w:color w:val="000000" w:themeColor="text1"/>
+        <w:color w:val="000000"/>
       </w:rPr>
     </w:tblStylePr>
   </w:style>
@@ -22327,7 +22719,7 @@
       <w:spacing w:after="0" w:line="240" w:lineRule="auto"/>
     </w:pPr>
     <w:rPr>
-      <w:color w:val="000000" w:themeColor="text1"/>
+      <w:color w:val="000000"/>
     </w:rPr>
     <w:tblPr>
       <w:tblStyleRowBandSize w:val="1"/>
@@ -22373,7 +22765,7 @@
       <w:rPr>
         <w:b/>
         <w:bCs/>
-        <w:color w:val="FFFFFF" w:themeColor="background1"/>
+        <w:color w:val="000000"/>
       </w:rPr>
       <w:tblPr/>
       <w:tcPr>
@@ -22385,7 +22777,7 @@
     </w:tblStylePr>
     <w:tblStylePr w:type="firstCol">
       <w:rPr>
-        <w:color w:val="FFFFFF" w:themeColor="background1"/>
+        <w:color w:val="000000"/>
       </w:rPr>
       <w:tblPr/>
       <w:tcPr>
@@ -22402,7 +22794,7 @@
     </w:tblStylePr>
     <w:tblStylePr w:type="lastCol">
       <w:rPr>
-        <w:color w:val="FFFFFF" w:themeColor="background1"/>
+        <w:color w:val="000000"/>
       </w:rPr>
       <w:tblPr/>
       <w:tcPr>
@@ -22439,7 +22831,7 @@
       <w:spacing w:after="0" w:line="240" w:lineRule="auto"/>
     </w:pPr>
     <w:rPr>
-      <w:color w:val="000000" w:themeColor="text1"/>
+      <w:color w:val="000000"/>
     </w:rPr>
     <w:tblPr>
       <w:tblStyleRowBandSize w:val="1"/>
@@ -22485,7 +22877,7 @@
       <w:rPr>
         <w:b/>
         <w:bCs/>
-        <w:color w:val="FFFFFF" w:themeColor="background1"/>
+        <w:color w:val="000000"/>
       </w:rPr>
       <w:tblPr/>
       <w:tcPr>
@@ -22497,7 +22889,7 @@
     </w:tblStylePr>
     <w:tblStylePr w:type="firstCol">
       <w:rPr>
-        <w:color w:val="FFFFFF" w:themeColor="background1"/>
+        <w:color w:val="000000"/>
       </w:rPr>
       <w:tblPr/>
       <w:tcPr>
@@ -22514,7 +22906,7 @@
     </w:tblStylePr>
     <w:tblStylePr w:type="lastCol">
       <w:rPr>
-        <w:color w:val="FFFFFF" w:themeColor="background1"/>
+        <w:color w:val="000000"/>
       </w:rPr>
       <w:tblPr/>
       <w:tcPr>
@@ -22543,12 +22935,12 @@
     </w:tblStylePr>
     <w:tblStylePr w:type="neCell">
       <w:rPr>
-        <w:color w:val="000000" w:themeColor="text1"/>
+        <w:color w:val="000000"/>
       </w:rPr>
     </w:tblStylePr>
     <w:tblStylePr w:type="nwCell">
       <w:rPr>
-        <w:color w:val="000000" w:themeColor="text1"/>
+        <w:color w:val="000000"/>
       </w:rPr>
     </w:tblStylePr>
   </w:style>
@@ -22561,7 +22953,7 @@
       <w:spacing w:after="0" w:line="240" w:lineRule="auto"/>
     </w:pPr>
     <w:rPr>
-      <w:color w:val="000000" w:themeColor="text1"/>
+      <w:color w:val="000000"/>
     </w:rPr>
     <w:tblPr>
       <w:tblStyleRowBandSize w:val="1"/>
@@ -22607,7 +22999,7 @@
       <w:rPr>
         <w:b/>
         <w:bCs/>
-        <w:color w:val="FFFFFF" w:themeColor="background1"/>
+        <w:color w:val="000000"/>
       </w:rPr>
       <w:tblPr/>
       <w:tcPr>
@@ -22619,7 +23011,7 @@
     </w:tblStylePr>
     <w:tblStylePr w:type="firstCol">
       <w:rPr>
-        <w:color w:val="FFFFFF" w:themeColor="background1"/>
+        <w:color w:val="000000"/>
       </w:rPr>
       <w:tblPr/>
       <w:tcPr>
@@ -22636,7 +23028,7 @@
     </w:tblStylePr>
     <w:tblStylePr w:type="lastCol">
       <w:rPr>
-        <w:color w:val="FFFFFF" w:themeColor="background1"/>
+        <w:color w:val="000000"/>
       </w:rPr>
       <w:tblPr/>
       <w:tcPr>
@@ -22665,12 +23057,12 @@
     </w:tblStylePr>
     <w:tblStylePr w:type="neCell">
       <w:rPr>
-        <w:color w:val="000000" w:themeColor="text1"/>
+        <w:color w:val="000000"/>
       </w:rPr>
     </w:tblStylePr>
     <w:tblStylePr w:type="nwCell">
       <w:rPr>
-        <w:color w:val="000000" w:themeColor="text1"/>
+        <w:color w:val="000000"/>
       </w:rPr>
     </w:tblStylePr>
   </w:style>
@@ -22683,7 +23075,7 @@
       <w:spacing w:after="0" w:line="240" w:lineRule="auto"/>
     </w:pPr>
     <w:rPr>
-      <w:color w:val="000000" w:themeColor="text1"/>
+      <w:color w:val="000000"/>
     </w:rPr>
     <w:tblPr>
       <w:tblStyleRowBandSize w:val="1"/>
@@ -22729,7 +23121,7 @@
       <w:rPr>
         <w:b/>
         <w:bCs/>
-        <w:color w:val="FFFFFF" w:themeColor="background1"/>
+        <w:color w:val="000000"/>
       </w:rPr>
       <w:tblPr/>
       <w:tcPr>
@@ -22741,7 +23133,7 @@
     </w:tblStylePr>
     <w:tblStylePr w:type="firstCol">
       <w:rPr>
-        <w:color w:val="FFFFFF" w:themeColor="background1"/>
+        <w:color w:val="000000"/>
       </w:rPr>
       <w:tblPr/>
       <w:tcPr>
@@ -22758,7 +23150,7 @@
     </w:tblStylePr>
     <w:tblStylePr w:type="lastCol">
       <w:rPr>
-        <w:color w:val="FFFFFF" w:themeColor="background1"/>
+        <w:color w:val="000000"/>
       </w:rPr>
       <w:tblPr/>
       <w:tcPr>
@@ -22787,12 +23179,12 @@
     </w:tblStylePr>
     <w:tblStylePr w:type="neCell">
       <w:rPr>
-        <w:color w:val="000000" w:themeColor="text1"/>
+        <w:color w:val="000000"/>
       </w:rPr>
     </w:tblStylePr>
     <w:tblStylePr w:type="nwCell">
       <w:rPr>
-        <w:color w:val="000000" w:themeColor="text1"/>
+        <w:color w:val="000000"/>
       </w:rPr>
     </w:tblStylePr>
   </w:style>
@@ -22805,7 +23197,7 @@
       <w:spacing w:after="0" w:line="240" w:lineRule="auto"/>
     </w:pPr>
     <w:rPr>
-      <w:color w:val="000000" w:themeColor="text1"/>
+      <w:color w:val="000000"/>
     </w:rPr>
     <w:tblPr>
       <w:tblStyleRowBandSize w:val="1"/>
@@ -22825,7 +23217,7 @@
       <w:rPr>
         <w:b/>
         <w:bCs/>
-        <w:color w:val="FFFFFF" w:themeColor="background1"/>
+        <w:color w:val="000000"/>
       </w:rPr>
       <w:tblPr/>
       <w:tcPr>
@@ -22839,7 +23231,7 @@
       <w:rPr>
         <w:b/>
         <w:bCs/>
-        <w:color w:val="9E3A38" w:themeColor="accent2" w:themeShade="CC"/>
+        <w:color w:val="000000"/>
       </w:rPr>
       <w:tblPr/>
       <w:tcPr>
@@ -22891,7 +23283,7 @@
       <w:spacing w:after="0" w:line="240" w:lineRule="auto"/>
     </w:pPr>
     <w:rPr>
-      <w:color w:val="000000" w:themeColor="text1"/>
+      <w:color w:val="000000"/>
     </w:rPr>
     <w:tblPr>
       <w:tblStyleRowBandSize w:val="1"/>
@@ -22911,7 +23303,7 @@
       <w:rPr>
         <w:b/>
         <w:bCs/>
-        <w:color w:val="FFFFFF" w:themeColor="background1"/>
+        <w:color w:val="000000"/>
       </w:rPr>
       <w:tblPr/>
       <w:tcPr>
@@ -22925,7 +23317,7 @@
       <w:rPr>
         <w:b/>
         <w:bCs/>
-        <w:color w:val="9E3A38" w:themeColor="accent2" w:themeShade="CC"/>
+        <w:color w:val="000000"/>
       </w:rPr>
       <w:tblPr/>
       <w:tcPr>
@@ -22977,7 +23369,7 @@
       <w:spacing w:after="0" w:line="240" w:lineRule="auto"/>
     </w:pPr>
     <w:rPr>
-      <w:color w:val="000000" w:themeColor="text1"/>
+      <w:color w:val="000000"/>
     </w:rPr>
     <w:tblPr>
       <w:tblStyleRowBandSize w:val="1"/>
@@ -22997,7 +23389,7 @@
       <w:rPr>
         <w:b/>
         <w:bCs/>
-        <w:color w:val="FFFFFF" w:themeColor="background1"/>
+        <w:color w:val="000000"/>
       </w:rPr>
       <w:tblPr/>
       <w:tcPr>
@@ -23011,7 +23403,7 @@
       <w:rPr>
         <w:b/>
         <w:bCs/>
-        <w:color w:val="9E3A38" w:themeColor="accent2" w:themeShade="CC"/>
+        <w:color w:val="000000"/>
       </w:rPr>
       <w:tblPr/>
       <w:tcPr>
@@ -23063,7 +23455,7 @@
       <w:spacing w:after="0" w:line="240" w:lineRule="auto"/>
     </w:pPr>
     <w:rPr>
-      <w:color w:val="000000" w:themeColor="text1"/>
+      <w:color w:val="000000"/>
     </w:rPr>
     <w:tblPr>
       <w:tblStyleRowBandSize w:val="1"/>
@@ -23083,7 +23475,7 @@
       <w:rPr>
         <w:b/>
         <w:bCs/>
-        <w:color w:val="FFFFFF" w:themeColor="background1"/>
+        <w:color w:val="000000"/>
       </w:rPr>
       <w:tblPr/>
       <w:tcPr>
@@ -23097,7 +23489,7 @@
       <w:rPr>
         <w:b/>
         <w:bCs/>
-        <w:color w:val="664E82" w:themeColor="accent4" w:themeShade="CC"/>
+        <w:color w:val="000000"/>
       </w:rPr>
       <w:tblPr/>
       <w:tcPr>
@@ -23149,7 +23541,7 @@
       <w:spacing w:after="0" w:line="240" w:lineRule="auto"/>
     </w:pPr>
     <w:rPr>
-      <w:color w:val="000000" w:themeColor="text1"/>
+      <w:color w:val="000000"/>
     </w:rPr>
     <w:tblPr>
       <w:tblStyleRowBandSize w:val="1"/>
@@ -23169,7 +23561,7 @@
       <w:rPr>
         <w:b/>
         <w:bCs/>
-        <w:color w:val="FFFFFF" w:themeColor="background1"/>
+        <w:color w:val="000000"/>
       </w:rPr>
       <w:tblPr/>
       <w:tcPr>
@@ -23183,7 +23575,7 @@
       <w:rPr>
         <w:b/>
         <w:bCs/>
-        <w:color w:val="7E9C40" w:themeColor="accent3" w:themeShade="CC"/>
+        <w:color w:val="000000"/>
       </w:rPr>
       <w:tblPr/>
       <w:tcPr>
@@ -23235,7 +23627,7 @@
       <w:spacing w:after="0" w:line="240" w:lineRule="auto"/>
     </w:pPr>
     <w:rPr>
-      <w:color w:val="000000" w:themeColor="text1"/>
+      <w:color w:val="000000"/>
     </w:rPr>
     <w:tblPr>
       <w:tblStyleRowBandSize w:val="1"/>
@@ -23255,7 +23647,7 @@
       <w:rPr>
         <w:b/>
         <w:bCs/>
-        <w:color w:val="FFFFFF" w:themeColor="background1"/>
+        <w:color w:val="000000"/>
       </w:rPr>
       <w:tblPr/>
       <w:tcPr>
@@ -23269,7 +23661,7 @@
       <w:rPr>
         <w:b/>
         <w:bCs/>
-        <w:color w:val="F2730A" w:themeColor="accent6" w:themeShade="CC"/>
+        <w:color w:val="000000"/>
       </w:rPr>
       <w:tblPr/>
       <w:tcPr>
@@ -23321,7 +23713,7 @@
       <w:spacing w:after="0" w:line="240" w:lineRule="auto"/>
     </w:pPr>
     <w:rPr>
-      <w:color w:val="000000" w:themeColor="text1"/>
+      <w:color w:val="000000"/>
     </w:rPr>
     <w:tblPr>
       <w:tblStyleRowBandSize w:val="1"/>
@@ -23341,7 +23733,7 @@
       <w:rPr>
         <w:b/>
         <w:bCs/>
-        <w:color w:val="FFFFFF" w:themeColor="background1"/>
+        <w:color w:val="000000"/>
       </w:rPr>
       <w:tblPr/>
       <w:tcPr>
@@ -23355,7 +23747,7 @@
       <w:rPr>
         <w:b/>
         <w:bCs/>
-        <w:color w:val="348DA5" w:themeColor="accent5" w:themeShade="CC"/>
+        <w:color w:val="000000"/>
       </w:rPr>
       <w:tblPr/>
       <w:tcPr>
@@ -23407,7 +23799,7 @@
       <w:spacing w:after="0" w:line="240" w:lineRule="auto"/>
     </w:pPr>
     <w:rPr>
-      <w:color w:val="000000" w:themeColor="text1"/>
+      <w:color w:val="000000"/>
     </w:rPr>
     <w:tblPr>
       <w:tblStyleRowBandSize w:val="1"/>
@@ -23440,7 +23832,7 @@
       <w:rPr>
         <w:b/>
         <w:bCs/>
-        <w:color w:val="000000" w:themeColor="text1"/>
+        <w:color w:val="000000"/>
       </w:rPr>
       <w:tblPr/>
       <w:tcPr>
@@ -23449,7 +23841,7 @@
     </w:tblStylePr>
     <w:tblStylePr w:type="firstCol">
       <w:rPr>
-        <w:color w:val="FFFFFF" w:themeColor="background1"/>
+        <w:color w:val="000000"/>
       </w:rPr>
       <w:tblPr/>
       <w:tcPr>
@@ -23458,7 +23850,7 @@
     </w:tblStylePr>
     <w:tblStylePr w:type="lastCol">
       <w:rPr>
-        <w:color w:val="FFFFFF" w:themeColor="background1"/>
+        <w:color w:val="000000"/>
       </w:rPr>
       <w:tblPr/>
       <w:tcPr>
@@ -23487,7 +23879,7 @@
       <w:spacing w:after="0" w:line="240" w:lineRule="auto"/>
     </w:pPr>
     <w:rPr>
-      <w:color w:val="000000" w:themeColor="text1"/>
+      <w:color w:val="000000"/>
     </w:rPr>
     <w:tblPr>
       <w:tblStyleRowBandSize w:val="1"/>
@@ -23520,7 +23912,7 @@
       <w:rPr>
         <w:b/>
         <w:bCs/>
-        <w:color w:val="000000" w:themeColor="text1"/>
+        <w:color w:val="000000"/>
       </w:rPr>
       <w:tblPr/>
       <w:tcPr>
@@ -23529,7 +23921,7 @@
     </w:tblStylePr>
     <w:tblStylePr w:type="firstCol">
       <w:rPr>
-        <w:color w:val="FFFFFF" w:themeColor="background1"/>
+        <w:color w:val="000000"/>
       </w:rPr>
       <w:tblPr/>
       <w:tcPr>
@@ -23538,7 +23930,7 @@
     </w:tblStylePr>
     <w:tblStylePr w:type="lastCol">
       <w:rPr>
-        <w:color w:val="FFFFFF" w:themeColor="background1"/>
+        <w:color w:val="000000"/>
       </w:rPr>
       <w:tblPr/>
       <w:tcPr>
@@ -23567,7 +23959,7 @@
       <w:spacing w:after="0" w:line="240" w:lineRule="auto"/>
     </w:pPr>
     <w:rPr>
-      <w:color w:val="000000" w:themeColor="text1"/>
+      <w:color w:val="000000"/>
     </w:rPr>
     <w:tblPr>
       <w:tblStyleRowBandSize w:val="1"/>
@@ -23600,7 +23992,7 @@
       <w:rPr>
         <w:b/>
         <w:bCs/>
-        <w:color w:val="000000" w:themeColor="text1"/>
+        <w:color w:val="000000"/>
       </w:rPr>
       <w:tblPr/>
       <w:tcPr>
@@ -23609,7 +24001,7 @@
     </w:tblStylePr>
     <w:tblStylePr w:type="firstCol">
       <w:rPr>
-        <w:color w:val="FFFFFF" w:themeColor="background1"/>
+        <w:color w:val="000000"/>
       </w:rPr>
       <w:tblPr/>
       <w:tcPr>
@@ -23618,7 +24010,7 @@
     </w:tblStylePr>
     <w:tblStylePr w:type="lastCol">
       <w:rPr>
-        <w:color w:val="FFFFFF" w:themeColor="background1"/>
+        <w:color w:val="000000"/>
       </w:rPr>
       <w:tblPr/>
       <w:tcPr>
@@ -23647,7 +24039,7 @@
       <w:spacing w:after="0" w:line="240" w:lineRule="auto"/>
     </w:pPr>
     <w:rPr>
-      <w:color w:val="000000" w:themeColor="text1"/>
+      <w:color w:val="000000"/>
     </w:rPr>
     <w:tblPr>
       <w:tblStyleRowBandSize w:val="1"/>
@@ -23680,7 +24072,7 @@
       <w:rPr>
         <w:b/>
         <w:bCs/>
-        <w:color w:val="000000" w:themeColor="text1"/>
+        <w:color w:val="000000"/>
       </w:rPr>
       <w:tblPr/>
       <w:tcPr>
@@ -23689,7 +24081,7 @@
     </w:tblStylePr>
     <w:tblStylePr w:type="firstCol">
       <w:rPr>
-        <w:color w:val="FFFFFF" w:themeColor="background1"/>
+        <w:color w:val="000000"/>
       </w:rPr>
       <w:tblPr/>
       <w:tcPr>
@@ -23698,7 +24090,7 @@
     </w:tblStylePr>
     <w:tblStylePr w:type="lastCol">
       <w:rPr>
-        <w:color w:val="FFFFFF" w:themeColor="background1"/>
+        <w:color w:val="000000"/>
       </w:rPr>
       <w:tblPr/>
       <w:tcPr>
@@ -23727,7 +24119,7 @@
       <w:spacing w:after="0" w:line="240" w:lineRule="auto"/>
     </w:pPr>
     <w:rPr>
-      <w:color w:val="000000" w:themeColor="text1"/>
+      <w:color w:val="000000"/>
     </w:rPr>
     <w:tblPr>
       <w:tblStyleRowBandSize w:val="1"/>
@@ -23760,7 +24152,7 @@
       <w:rPr>
         <w:b/>
         <w:bCs/>
-        <w:color w:val="000000" w:themeColor="text1"/>
+        <w:color w:val="000000"/>
       </w:rPr>
       <w:tblPr/>
       <w:tcPr>
@@ -23769,7 +24161,7 @@
     </w:tblStylePr>
     <w:tblStylePr w:type="firstCol">
       <w:rPr>
-        <w:color w:val="FFFFFF" w:themeColor="background1"/>
+        <w:color w:val="000000"/>
       </w:rPr>
       <w:tblPr/>
       <w:tcPr>
@@ -23778,7 +24170,7 @@
     </w:tblStylePr>
     <w:tblStylePr w:type="lastCol">
       <w:rPr>
-        <w:color w:val="FFFFFF" w:themeColor="background1"/>
+        <w:color w:val="000000"/>
       </w:rPr>
       <w:tblPr/>
       <w:tcPr>
@@ -23807,7 +24199,7 @@
       <w:spacing w:after="0" w:line="240" w:lineRule="auto"/>
     </w:pPr>
     <w:rPr>
-      <w:color w:val="000000" w:themeColor="text1"/>
+      <w:color w:val="000000"/>
     </w:rPr>
     <w:tblPr>
       <w:tblStyleRowBandSize w:val="1"/>
@@ -23840,7 +24232,7 @@
       <w:rPr>
         <w:b/>
         <w:bCs/>
-        <w:color w:val="000000" w:themeColor="text1"/>
+        <w:color w:val="000000"/>
       </w:rPr>
       <w:tblPr/>
       <w:tcPr>
@@ -23849,7 +24241,7 @@
     </w:tblStylePr>
     <w:tblStylePr w:type="firstCol">
       <w:rPr>
-        <w:color w:val="FFFFFF" w:themeColor="background1"/>
+        <w:color w:val="000000"/>
       </w:rPr>
       <w:tblPr/>
       <w:tcPr>
@@ -23858,7 +24250,7 @@
     </w:tblStylePr>
     <w:tblStylePr w:type="lastCol">
       <w:rPr>
-        <w:color w:val="FFFFFF" w:themeColor="background1"/>
+        <w:color w:val="000000"/>
       </w:rPr>
       <w:tblPr/>
       <w:tcPr>
@@ -23887,7 +24279,7 @@
       <w:spacing w:after="0" w:line="240" w:lineRule="auto"/>
     </w:pPr>
     <w:rPr>
-      <w:color w:val="000000" w:themeColor="text1"/>
+      <w:color w:val="000000"/>
     </w:rPr>
     <w:tblPr>
       <w:tblStyleRowBandSize w:val="1"/>
@@ -23920,7 +24312,7 @@
       <w:rPr>
         <w:b/>
         <w:bCs/>
-        <w:color w:val="000000" w:themeColor="text1"/>
+        <w:color w:val="000000"/>
       </w:rPr>
       <w:tblPr/>
       <w:tcPr>
@@ -23929,7 +24321,7 @@
     </w:tblStylePr>
     <w:tblStylePr w:type="firstCol">
       <w:rPr>
-        <w:color w:val="FFFFFF" w:themeColor="background1"/>
+        <w:color w:val="000000"/>
       </w:rPr>
       <w:tblPr/>
       <w:tcPr>
@@ -23938,7 +24330,7 @@
     </w:tblStylePr>
     <w:tblStylePr w:type="lastCol">
       <w:rPr>
-        <w:color w:val="FFFFFF" w:themeColor="background1"/>
+        <w:color w:val="000000"/>
       </w:rPr>
       <w:tblPr/>
       <w:tcPr>
